--- a/docs/Assignment3_Ashkenov_Orazbek.docx
+++ b/docs/Assignment3_Ashkenov_Orazbek.docx
@@ -78,13 +78,7 @@
         <w:t xml:space="preserve">Repository:</w:t>
       </w:r>
       <w:r>
-        <w:t xml:space="preserve"> </w:t>
-      </w:r>
-      <w:r>
-        <w:rPr>
-          <w:highlight w:val="yellow"/>
-        </w:rPr>
-        <w:t xml:space="preserve">[FILL: GitHub link to the state_bench repository]</w:t>
+        <w:t xml:space="preserve"> https://github.com/qulanoraz/state_bench</w:t>
       </w:r>
     </w:p>
     <w:p>
@@ -551,6 +545,9 @@
         </w:tc>
       </w:tr>
       <w:tr>
+        <w:trPr>
+          <w:cantSplit/>
+        </w:trPr>
         <w:tc>
           <w:tcPr>
             <w:tcW w:type="dxa" w:w="1199"/>
@@ -643,6 +640,9 @@
         </w:tc>
       </w:tr>
       <w:tr>
+        <w:trPr>
+          <w:cantSplit/>
+        </w:trPr>
         <w:tc>
           <w:tcPr>
             <w:tcW w:type="dxa" w:w="1199"/>
@@ -789,25 +789,7 @@
         <w:t xml:space="preserve">purposive sampling</w:t>
       </w:r>
       <w:r>
-        <w:t xml:space="preserve">, one phone per class, because we compare hardware classes rather than estimate all Android phones. Both phones belong to the team: low-end – </w:t>
-      </w:r>
-      <w:r>
-        <w:rPr>
-          <w:highlight w:val="yellow"/>
-        </w:rPr>
-        <w:t xml:space="preserve">[FILL: model, RAM, SoC, Android]</w:t>
-      </w:r>
-      <w:r>
-        <w:t xml:space="preserve">; mid-range – </w:t>
-      </w:r>
-      <w:r>
-        <w:rPr>
-          <w:highlight w:val="yellow"/>
-        </w:rPr>
-        <w:t xml:space="preserve">[FILL: model, RAM, SoC, Android]</w:t>
-      </w:r>
-      <w:r>
-        <w:t xml:space="preserve">.</w:t>
+        <w:t xml:space="preserve">, one phone per class, because we compare hardware classes rather than estimate all Android phones. Both team members use iPhones, so two Android phones that meet the criteria will be borrowed from classmates for the main runs; their models are recorded automatically in environment.json. Until then, the pilot is run on an Android emulator in GitHub Actions (Section 9.5), only to check the pipeline.</w:t>
       </w:r>
     </w:p>
     <w:p>
@@ -1072,6 +1054,9 @@
         </w:tc>
       </w:tr>
       <w:tr>
+        <w:trPr>
+          <w:cantSplit/>
+        </w:trPr>
         <w:tc>
           <w:tcPr>
             <w:tcW w:type="dxa" w:w="2199"/>
@@ -1187,6 +1172,9 @@
         </w:tc>
       </w:tr>
       <w:tr>
+        <w:trPr>
+          <w:cantSplit/>
+        </w:trPr>
         <w:tc>
           <w:tcPr>
             <w:tcW w:type="dxa" w:w="2199"/>
@@ -1279,6 +1267,9 @@
         </w:tc>
       </w:tr>
       <w:tr>
+        <w:trPr>
+          <w:cantSplit/>
+        </w:trPr>
         <w:tc>
           <w:tcPr>
             <w:tcW w:type="dxa" w:w="2199"/>
@@ -1424,6 +1415,9 @@
         </w:tc>
       </w:tr>
       <w:tr>
+        <w:trPr>
+          <w:cantSplit/>
+        </w:trPr>
         <w:tc>
           <w:tcPr>
             <w:tcW w:type="dxa" w:w="2199"/>
@@ -1524,6 +1518,9 @@
         </w:tc>
       </w:tr>
       <w:tr>
+        <w:trPr>
+          <w:cantSplit/>
+        </w:trPr>
         <w:tc>
           <w:tcPr>
             <w:tcW w:type="dxa" w:w="2199"/>
@@ -1616,6 +1613,9 @@
         </w:tc>
       </w:tr>
       <w:tr>
+        <w:trPr>
+          <w:cantSplit/>
+        </w:trPr>
         <w:tc>
           <w:tcPr>
             <w:tcW w:type="dxa" w:w="2199"/>
@@ -1716,6 +1716,9 @@
         </w:tc>
       </w:tr>
       <w:tr>
+        <w:trPr>
+          <w:cantSplit/>
+        </w:trPr>
         <w:tc>
           <w:tcPr>
             <w:tcW w:type="dxa" w:w="2199"/>
@@ -1963,7 +1966,7 @@
         <w:t xml:space="preserve">run_matrix.py --pilot</w:t>
       </w:r>
       <w:r>
-        <w:t xml:space="preserve">) to test the chain and see the variance.</w:t>
+        <w:t xml:space="preserve">) to test the chain and see the variance. The first pilot ran on an Android emulator in GitHub Actions because no Android phone was available yet; it checks the pipeline only and is repeated on the physical phones.</w:t>
       </w:r>
     </w:p>
     <w:p>
@@ -2532,6 +2535,9 @@
         </w:tc>
       </w:tr>
       <w:tr>
+        <w:trPr>
+          <w:cantSplit/>
+        </w:trPr>
         <w:tc>
           <w:tcPr>
             <w:tcW w:type="dxa" w:w="1899"/>
@@ -2654,6 +2660,9 @@
         </w:tc>
       </w:tr>
       <w:tr>
+        <w:trPr>
+          <w:cantSplit/>
+        </w:trPr>
         <w:tc>
           <w:tcPr>
             <w:tcW w:type="dxa" w:w="1899"/>
@@ -2776,6 +2785,9 @@
         </w:tc>
       </w:tr>
       <w:tr>
+        <w:trPr>
+          <w:cantSplit/>
+        </w:trPr>
         <w:tc>
           <w:tcPr>
             <w:tcW w:type="dxa" w:w="1899"/>
@@ -2898,6 +2910,9 @@
         </w:tc>
       </w:tr>
       <w:tr>
+        <w:trPr>
+          <w:cantSplit/>
+        </w:trPr>
         <w:tc>
           <w:tcPr>
             <w:tcW w:type="dxa" w:w="1899"/>
@@ -3020,6 +3035,9 @@
         </w:tc>
       </w:tr>
       <w:tr>
+        <w:trPr>
+          <w:cantSplit/>
+        </w:trPr>
         <w:tc>
           <w:tcPr>
             <w:tcW w:type="dxa" w:w="1899"/>
@@ -3142,6 +3160,9 @@
         </w:tc>
       </w:tr>
       <w:tr>
+        <w:trPr>
+          <w:cantSplit/>
+        </w:trPr>
         <w:tc>
           <w:tcPr>
             <w:tcW w:type="dxa" w:w="1899"/>
@@ -3264,6 +3285,9 @@
         </w:tc>
       </w:tr>
       <w:tr>
+        <w:trPr>
+          <w:cantSplit/>
+        </w:trPr>
         <w:tc>
           <w:tcPr>
             <w:tcW w:type="dxa" w:w="1899"/>
@@ -3380,20 +3404,15 @@
                 <w:sz w:val="18"/>
                 <w:szCs w:val="18"/>
               </w:rPr>
-              <w:t xml:space="preserve">Written; </w:t>
-            </w:r>
-            <w:r>
-              <w:rPr>
-                <w:sz w:val="18"/>
-                <w:szCs w:val="18"/>
-                <w:highlight w:val="yellow"/>
-              </w:rPr>
-              <w:t xml:space="preserve">[FILL: result of flutter test]</w:t>
+              <w:t xml:space="preserve">Done; 3/3 tests pass (CI)</w:t>
             </w:r>
           </w:p>
         </w:tc>
       </w:tr>
       <w:tr>
+        <w:trPr>
+          <w:cantSplit/>
+        </w:trPr>
         <w:tc>
           <w:tcPr>
             <w:tcW w:type="dxa" w:w="1899"/>
@@ -3510,20 +3529,15 @@
                 <w:sz w:val="18"/>
                 <w:szCs w:val="18"/>
               </w:rPr>
-              <w:t xml:space="preserve">Written; </w:t>
-            </w:r>
-            <w:r>
-              <w:rPr>
-                <w:sz w:val="18"/>
-                <w:szCs w:val="18"/>
-                <w:highlight w:val="yellow"/>
-              </w:rPr>
-              <w:t xml:space="preserve">[FILL: pilot]</w:t>
+              <w:t xml:space="preserve">Done; 8/8 pilot runs completed</w:t>
             </w:r>
           </w:p>
         </w:tc>
       </w:tr>
       <w:tr>
+        <w:trPr>
+          <w:cantSplit/>
+        </w:trPr>
         <w:tc>
           <w:tcPr>
             <w:tcW w:type="dxa" w:w="1899"/>
@@ -3646,6 +3660,9 @@
         </w:tc>
       </w:tr>
       <w:tr>
+        <w:trPr>
+          <w:cantSplit/>
+        </w:trPr>
         <w:tc>
           <w:tcPr>
             <w:tcW w:type="dxa" w:w="1899"/>
@@ -3762,7 +3779,7 @@
                 <w:sz w:val="18"/>
                 <w:szCs w:val="18"/>
               </w:rPr>
-              <w:t xml:space="preserve">Done; 10/10 tests pass</w:t>
+              <w:t xml:space="preserve">Done; 10/10 tests pass (CI)</w:t>
             </w:r>
           </w:p>
         </w:tc>
@@ -4021,7 +4038,121 @@
         <w:spacing w:after="100" w:before="200"/>
       </w:pPr>
       <w:r>
-        <w:t xml:space="preserve">9.4 Verification of the analysis pipeline</w:t>
+        <w:t xml:space="preserve">9.4 Build and test evidence (GitHub Actions)</w:t>
+      </w:r>
+    </w:p>
+    <w:p>
+      <w:pPr>
+        <w:spacing w:after="120" w:line="300"/>
+        <w:jc w:val="left"/>
+      </w:pPr>
+      <w:r>
+        <w:t xml:space="preserve">Every push to the repository starts a GitHub Actions workflow (.github/workflows/ci.yml) that installs Flutter, compiles the project, runs static analysis, the O1 equivalence tests and the pipeline tests, and then runs the pilot (Section 9.5). Logs are stored in evidence/ci and results in the ci-results branch. Run used for this report: https://github.com/qulanoraz/state_bench/actions/runs/40109634908 (24 October 2026).</w:t>
+      </w:r>
+    </w:p>
+    <w:p>
+      <w:pPr>
+        <w:shd w:fill="F3F4F6" w:color="auto" w:val="clear"/>
+        <w:spacing w:after="0" w:before="60" w:line="220"/>
+        <w:jc w:val="left"/>
+      </w:pPr>
+      <w:r>
+        <w:rPr>
+          <w:rFonts w:ascii="Consolas" w:cs="Consolas" w:eastAsia="Consolas" w:hAnsi="Consolas"/>
+          <w:sz w:val="16"/>
+          <w:szCs w:val="16"/>
+        </w:rPr>
+        <w:t xml:space="preserve">$ flutter analyze</w:t>
+      </w:r>
+    </w:p>
+    <w:p>
+      <w:pPr>
+        <w:shd w:fill="F3F4F6" w:color="auto" w:val="clear"/>
+        <w:spacing w:after="0" w:before="0" w:line="220"/>
+        <w:jc w:val="left"/>
+      </w:pPr>
+      <w:r>
+        <w:rPr>
+          <w:rFonts w:ascii="Consolas" w:cs="Consolas" w:eastAsia="Consolas" w:hAnsi="Consolas"/>
+          <w:sz w:val="16"/>
+          <w:szCs w:val="16"/>
+        </w:rPr>
+        <w:t xml:space="preserve">No issues found! (ran in 8.0s)</w:t>
+      </w:r>
+    </w:p>
+    <w:p>
+      <w:pPr>
+        <w:shd w:fill="F3F4F6" w:color="auto" w:val="clear"/>
+        <w:spacing w:after="0" w:before="0" w:line="220"/>
+        <w:jc w:val="left"/>
+      </w:pPr>
+      <w:r>
+        <w:rPr>
+          <w:rFonts w:ascii="Consolas" w:cs="Consolas" w:eastAsia="Consolas" w:hAnsi="Consolas"/>
+          <w:sz w:val="16"/>
+          <w:szCs w:val="16"/>
+        </w:rPr>
+        <w:t xml:space="preserve">$ flutter test --reporter expanded</w:t>
+      </w:r>
+    </w:p>
+    <w:p>
+      <w:pPr>
+        <w:shd w:fill="F3F4F6" w:color="auto" w:val="clear"/>
+        <w:spacing w:after="0" w:before="0" w:line="220"/>
+        <w:jc w:val="left"/>
+      </w:pPr>
+      <w:r>
+        <w:rPr>
+          <w:rFonts w:ascii="Consolas" w:cs="Consolas" w:eastAsia="Consolas" w:hAnsi="Consolas"/>
+          <w:sz w:val="16"/>
+          <w:szCs w:val="16"/>
+        </w:rPr>
+        <w:t xml:space="preserve">00:00 +0: bloc: renders all 48 tiles and applies an update</w:t>
+      </w:r>
+    </w:p>
+    <w:p>
+      <w:pPr>
+        <w:shd w:fill="F3F4F6" w:color="auto" w:val="clear"/>
+        <w:spacing w:after="0" w:before="0" w:line="220"/>
+        <w:jc w:val="left"/>
+      </w:pPr>
+      <w:r>
+        <w:rPr>
+          <w:rFonts w:ascii="Consolas" w:cs="Consolas" w:eastAsia="Consolas" w:hAnsi="Consolas"/>
+          <w:sz w:val="16"/>
+          <w:szCs w:val="16"/>
+        </w:rPr>
+        <w:t xml:space="preserve">00:00 +1: riverpod: renders all 48 tiles and applies an update</w:t>
+      </w:r>
+    </w:p>
+    <w:p>
+      <w:pPr>
+        <w:shd w:fill="F3F4F6" w:color="auto" w:val="clear"/>
+        <w:spacing w:after="0" w:before="0" w:line="220"/>
+        <w:jc w:val="left"/>
+      </w:pPr>
+      <w:r>
+        <w:rPr>
+          <w:rFonts w:ascii="Consolas" w:cs="Consolas" w:eastAsia="Consolas" w:hAnsi="Consolas"/>
+          <w:sz w:val="16"/>
+          <w:szCs w:val="16"/>
+        </w:rPr>
+        <w:t xml:space="preserve">00:01 +2: same seed gives the same update sequence for both variants</w:t>
+      </w:r>
+    </w:p>
+    <w:p>
+      <w:pPr>
+        <w:shd w:fill="F3F4F6" w:color="auto" w:val="clear"/>
+        <w:spacing w:after="160" w:line="220"/>
+        <w:jc w:val="left"/>
+      </w:pPr>
+      <w:r>
+        <w:rPr>
+          <w:rFonts w:ascii="Consolas" w:cs="Consolas" w:eastAsia="Consolas" w:hAnsi="Consolas"/>
+          <w:sz w:val="16"/>
+          <w:szCs w:val="16"/>
+        </w:rPr>
+        <w:t xml:space="preserve">00:01 +3: All tests passed!</w:t>
       </w:r>
     </w:p>
     <w:p>
@@ -4030,7 +4161,7 @@
         <w:jc w:val="both"/>
       </w:pPr>
       <w:r>
-        <w:t xml:space="preserve">Before using the pipeline on real data we tested it on small hand-made inputs whose correct answers we know (e.g. 20 frames of 1–20 ms must give p95 = 19.05 ms; Holm-adjusted values were compared with a manual calculation; a frame exactly on budget must not count as jank; a 10 ms frame is fine at 60 Hz but janky at 120 Hz). These fixtures only check the code and are </w:t>
+        <w:t xml:space="preserve">The pipeline itself was tested on small hand-made inputs with known answers (e.g. 20 frames of 1–20 ms must give p95 = 19.05 ms; Holm values were checked by hand; a frame exactly on budget is not jank; a 10 ms frame is fine at 60 Hz but janky at 120 Hz). These fixtures check the code only and are </w:t>
       </w:r>
       <w:r>
         <w:rPr>
@@ -4040,18 +4171,7 @@
         <w:t xml:space="preserve">not</w:t>
       </w:r>
       <w:r>
-        <w:t xml:space="preserve"> experimental results. Output of </w:t>
-      </w:r>
-      <w:r>
-        <w:rPr>
-          <w:rFonts w:ascii="Consolas" w:cs="Consolas" w:eastAsia="Consolas" w:hAnsi="Consolas"/>
-          <w:sz w:val="21"/>
-          <w:szCs w:val="21"/>
-        </w:rPr>
-        <w:t xml:space="preserve">python -m unittest -v test_pipeline</w:t>
-      </w:r>
-      <w:r>
-        <w:t xml:space="preserve">:</w:t>
+        <w:t xml:space="preserve"> experimental results:</w:t>
       </w:r>
     </w:p>
     <w:p>
@@ -4222,7 +4342,7 @@
     <w:p>
       <w:pPr>
         <w:shd w:fill="F3F4F6" w:color="auto" w:val="clear"/>
-        <w:spacing w:after="0" w:before="0" w:line="220"/>
+        <w:spacing w:after="160" w:line="220"/>
         <w:jc w:val="left"/>
       </w:pPr>
       <w:r>
@@ -4232,21 +4352,6 @@
           <w:szCs w:val="16"/>
         </w:rPr>
         <w:t xml:space="preserve">OK</w:t>
-      </w:r>
-    </w:p>
-    <w:p>
-      <w:pPr>
-        <w:shd w:fill="F3F4F6" w:color="auto" w:val="clear"/>
-        <w:spacing w:after="160" w:line="220"/>
-        <w:jc w:val="left"/>
-      </w:pPr>
-      <w:r>
-        <w:rPr>
-          <w:rFonts w:ascii="Consolas" w:cs="Consolas" w:eastAsia="Consolas" w:hAnsi="Consolas"/>
-          <w:sz w:val="16"/>
-          <w:szCs w:val="16"/>
-        </w:rPr>
-        <w:t xml:space="preserve">Python 3.13.17 numpy 2.5.3 scipy 1.18.1 pandas 3.0.5 matplotlib 3.11.2</w:t>
       </w:r>
     </w:p>
     <w:p>
@@ -4256,7 +4361,7 @@
         <w:spacing w:after="100" w:before="200"/>
       </w:pPr>
       <w:r>
-        <w:t xml:space="preserve">9.5 First pilot results</w:t>
+        <w:t xml:space="preserve">9.5 First pilot results (Android emulator)</w:t>
       </w:r>
     </w:p>
     <w:p>
@@ -4265,34 +4370,24 @@
         <w:jc w:val="both"/>
       </w:pPr>
       <w:r>
-        <w:t xml:space="preserve">Pilot: one run per condition, 10-second window, low-end device </w:t>
-      </w:r>
-      <w:r>
-        <w:rPr>
-          <w:highlight w:val="yellow"/>
-        </w:rPr>
-        <w:t xml:space="preserve">[FILL: model]</w:t>
-      </w:r>
-      <w:r>
-        <w:t xml:space="preserve">, Flutter </w:t>
-      </w:r>
-      <w:r>
-        <w:rPr>
-          <w:highlight w:val="yellow"/>
-        </w:rPr>
-        <w:t xml:space="preserve">[FILL: version]</w:t>
-      </w:r>
-      <w:r>
-        <w:t xml:space="preserve">, date </w:t>
-      </w:r>
-      <w:r>
-        <w:rPr>
-          <w:highlight w:val="yellow"/>
-        </w:rPr>
-        <w:t xml:space="preserve">[FILL]</w:t>
-      </w:r>
-      <w:r>
-        <w:t xml:space="preserve">. Values are taken from results/pilot/analysis/runs.csv.</w:t>
+        <w:rPr>
+          <w:b/>
+          <w:bCs/>
+        </w:rPr>
+        <w:t xml:space="preserve">Setup:</w:t>
+      </w:r>
+      <w:r>
+        <w:t xml:space="preserve"> Android 14 emulator (API 34, x86_64, Pixel 6 profile, software GPU </w:t>
+      </w:r>
+      <w:r>
+        <w:rPr>
+          <w:i/>
+          <w:iCs/>
+        </w:rPr>
+        <w:t xml:space="preserve">swiftshader</w:t>
+      </w:r>
+      <w:r>
+        <w:t xml:space="preserve">) on a GitHub-hosted Ubuntu runner; Flutter 3.47.8 stable, Dart 3.13.7, profile build; one run per condition, 5 s warm-up + 10 s window, random order (seed 2026), 15 s pause between runs. Values below are copied from results/pilot/analysis/runs.csv.</w:t>
       </w:r>
     </w:p>
     <w:tbl>
@@ -4308,14 +4403,14 @@
         </w:tblBorders>
       </w:tblPr>
       <w:tblGrid>
-        <w:gridCol w:w="1373"/>
-        <w:gridCol w:w="739"/>
-        <w:gridCol w:w="1056"/>
-        <w:gridCol w:w="1373"/>
-        <w:gridCol w:w="1373"/>
-        <w:gridCol w:w="1373"/>
-        <w:gridCol w:w="1056"/>
-        <w:gridCol w:w="955"/>
+        <w:gridCol w:w="1149"/>
+        <w:gridCol w:w="626"/>
+        <w:gridCol w:w="1149"/>
+        <w:gridCol w:w="1253"/>
+        <w:gridCol w:w="1671"/>
+        <w:gridCol w:w="1671"/>
+        <w:gridCol w:w="940"/>
+        <w:gridCol w:w="839"/>
       </w:tblGrid>
       <w:tr>
         <w:trPr>
@@ -4323,7 +4418,7 @@
         </w:trPr>
         <w:tc>
           <w:tcPr>
-            <w:tcW w:type="dxa" w:w="1373"/>
+            <w:tcW w:type="dxa" w:w="1149"/>
             <w:tcBorders>
               <w:top w:val="single" w:color="8C8C8C" w:sz="4"/>
               <w:left w:val="single" w:color="8C8C8C" w:sz="4"/>
@@ -4356,7 +4451,7 @@
         </w:tc>
         <w:tc>
           <w:tcPr>
-            <w:tcW w:type="dxa" w:w="739"/>
+            <w:tcW w:type="dxa" w:w="626"/>
             <w:tcBorders>
               <w:top w:val="single" w:color="8C8C8C" w:sz="4"/>
               <w:left w:val="single" w:color="8C8C8C" w:sz="4"/>
@@ -4389,7 +4484,7 @@
         </w:tc>
         <w:tc>
           <w:tcPr>
-            <w:tcW w:type="dxa" w:w="1056"/>
+            <w:tcW w:type="dxa" w:w="1149"/>
             <w:tcBorders>
               <w:top w:val="single" w:color="8C8C8C" w:sz="4"/>
               <w:left w:val="single" w:color="8C8C8C" w:sz="4"/>
@@ -4416,13 +4511,13 @@
                 <w:sz w:val="18"/>
                 <w:szCs w:val="18"/>
               </w:rPr>
-              <w:t xml:space="preserve">Frames</w:t>
-            </w:r>
-          </w:p>
-        </w:tc>
-        <w:tc>
-          <w:tcPr>
-            <w:tcW w:type="dxa" w:w="1373"/>
+              <w:t xml:space="preserve">Achieved Hz</w:t>
+            </w:r>
+          </w:p>
+        </w:tc>
+        <w:tc>
+          <w:tcPr>
+            <w:tcW w:type="dxa" w:w="1253"/>
             <w:tcBorders>
               <w:top w:val="single" w:color="8C8C8C" w:sz="4"/>
               <w:left w:val="single" w:color="8C8C8C" w:sz="4"/>
@@ -4449,13 +4544,13 @@
                 <w:sz w:val="18"/>
                 <w:szCs w:val="18"/>
               </w:rPr>
-              <w:t xml:space="preserve">Achieved Hz</w:t>
-            </w:r>
-          </w:p>
-        </w:tc>
-        <w:tc>
-          <w:tcPr>
-            <w:tcW w:type="dxa" w:w="1373"/>
+              <w:t xml:space="preserve">Frames (fps)</w:t>
+            </w:r>
+          </w:p>
+        </w:tc>
+        <w:tc>
+          <w:tcPr>
+            <w:tcW w:type="dxa" w:w="1671"/>
             <w:tcBorders>
               <w:top w:val="single" w:color="8C8C8C" w:sz="4"/>
               <w:left w:val="single" w:color="8C8C8C" w:sz="4"/>
@@ -4482,13 +4577,13 @@
                 <w:sz w:val="18"/>
                 <w:szCs w:val="18"/>
               </w:rPr>
-              <w:t xml:space="preserve">Build p95, ms</w:t>
-            </w:r>
-          </w:p>
-        </w:tc>
-        <w:tc>
-          <w:tcPr>
-            <w:tcW w:type="dxa" w:w="1373"/>
+              <w:t xml:space="preserve">Build mean / p95, ms</w:t>
+            </w:r>
+          </w:p>
+        </w:tc>
+        <w:tc>
+          <w:tcPr>
+            <w:tcW w:type="dxa" w:w="1671"/>
             <w:tcBorders>
               <w:top w:val="single" w:color="8C8C8C" w:sz="4"/>
               <w:left w:val="single" w:color="8C8C8C" w:sz="4"/>
@@ -4515,13 +4610,13 @@
                 <w:sz w:val="18"/>
                 <w:szCs w:val="18"/>
               </w:rPr>
-              <w:t xml:space="preserve">Raster p95, ms</w:t>
-            </w:r>
-          </w:p>
-        </w:tc>
-        <w:tc>
-          <w:tcPr>
-            <w:tcW w:type="dxa" w:w="1056"/>
+              <w:t xml:space="preserve">Raster mean / p95, ms</w:t>
+            </w:r>
+          </w:p>
+        </w:tc>
+        <w:tc>
+          <w:tcPr>
+            <w:tcW w:type="dxa" w:w="940"/>
             <w:tcBorders>
               <w:top w:val="single" w:color="8C8C8C" w:sz="4"/>
               <w:left w:val="single" w:color="8C8C8C" w:sz="4"/>
@@ -4554,7 +4649,7 @@
         </w:tc>
         <w:tc>
           <w:tcPr>
-            <w:tcW w:type="dxa" w:w="955"/>
+            <w:tcW w:type="dxa" w:w="839"/>
             <w:tcBorders>
               <w:top w:val="single" w:color="8C8C8C" w:sz="4"/>
               <w:left w:val="single" w:color="8C8C8C" w:sz="4"/>
@@ -4587,9 +4682,12 @@
         </w:tc>
       </w:tr>
       <w:tr>
-        <w:tc>
-          <w:tcPr>
-            <w:tcW w:type="dxa" w:w="1373"/>
+        <w:trPr>
+          <w:cantSplit/>
+        </w:trPr>
+        <w:tc>
+          <w:tcPr>
+            <w:tcW w:type="dxa" w:w="1149"/>
             <w:tcBorders>
               <w:top w:val="single" w:color="8C8C8C" w:sz="4"/>
               <w:left w:val="single" w:color="8C8C8C" w:sz="4"/>
@@ -4619,7 +4717,7 @@
         </w:tc>
         <w:tc>
           <w:tcPr>
-            <w:tcW w:type="dxa" w:w="739"/>
+            <w:tcW w:type="dxa" w:w="626"/>
             <w:tcBorders>
               <w:top w:val="single" w:color="8C8C8C" w:sz="4"/>
               <w:left w:val="single" w:color="8C8C8C" w:sz="4"/>
@@ -4649,195 +4747,192 @@
         </w:tc>
         <w:tc>
           <w:tcPr>
-            <w:tcW w:type="dxa" w:w="1056"/>
-            <w:tcBorders>
-              <w:top w:val="single" w:color="8C8C8C" w:sz="4"/>
-              <w:left w:val="single" w:color="8C8C8C" w:sz="4"/>
-              <w:bottom w:val="single" w:color="8C8C8C" w:sz="4"/>
-              <w:right w:val="single" w:color="8C8C8C" w:sz="4"/>
-            </w:tcBorders>
-            <w:tcMar>
-              <w:top w:type="dxa" w:w="50"/>
-              <w:left w:type="dxa" w:w="90"/>
-              <w:bottom w:type="dxa" w:w="50"/>
-              <w:right w:type="dxa" w:w="90"/>
-            </w:tcMar>
-          </w:tcPr>
-          <w:p>
-            <w:pPr>
-              <w:spacing w:after="20" w:line="250"/>
-              <w:jc w:val="left"/>
-            </w:pPr>
-            <w:r>
-              <w:rPr>
-                <w:sz w:val="18"/>
-                <w:szCs w:val="18"/>
-                <w:highlight w:val="yellow"/>
-              </w:rPr>
-              <w:t xml:space="preserve">[ ]</w:t>
-            </w:r>
-          </w:p>
-        </w:tc>
-        <w:tc>
-          <w:tcPr>
-            <w:tcW w:type="dxa" w:w="1373"/>
-            <w:tcBorders>
-              <w:top w:val="single" w:color="8C8C8C" w:sz="4"/>
-              <w:left w:val="single" w:color="8C8C8C" w:sz="4"/>
-              <w:bottom w:val="single" w:color="8C8C8C" w:sz="4"/>
-              <w:right w:val="single" w:color="8C8C8C" w:sz="4"/>
-            </w:tcBorders>
-            <w:tcMar>
-              <w:top w:type="dxa" w:w="50"/>
-              <w:left w:type="dxa" w:w="90"/>
-              <w:bottom w:type="dxa" w:w="50"/>
-              <w:right w:type="dxa" w:w="90"/>
-            </w:tcMar>
-          </w:tcPr>
-          <w:p>
-            <w:pPr>
-              <w:spacing w:after="20" w:line="250"/>
-              <w:jc w:val="left"/>
-            </w:pPr>
-            <w:r>
-              <w:rPr>
-                <w:sz w:val="18"/>
-                <w:szCs w:val="18"/>
-                <w:highlight w:val="yellow"/>
-              </w:rPr>
-              <w:t xml:space="preserve">[ ]</w:t>
-            </w:r>
-          </w:p>
-        </w:tc>
-        <w:tc>
-          <w:tcPr>
-            <w:tcW w:type="dxa" w:w="1373"/>
-            <w:tcBorders>
-              <w:top w:val="single" w:color="8C8C8C" w:sz="4"/>
-              <w:left w:val="single" w:color="8C8C8C" w:sz="4"/>
-              <w:bottom w:val="single" w:color="8C8C8C" w:sz="4"/>
-              <w:right w:val="single" w:color="8C8C8C" w:sz="4"/>
-            </w:tcBorders>
-            <w:tcMar>
-              <w:top w:type="dxa" w:w="50"/>
-              <w:left w:type="dxa" w:w="90"/>
-              <w:bottom w:type="dxa" w:w="50"/>
-              <w:right w:type="dxa" w:w="90"/>
-            </w:tcMar>
-          </w:tcPr>
-          <w:p>
-            <w:pPr>
-              <w:spacing w:after="20" w:line="250"/>
-              <w:jc w:val="left"/>
-            </w:pPr>
-            <w:r>
-              <w:rPr>
-                <w:sz w:val="18"/>
-                <w:szCs w:val="18"/>
-                <w:highlight w:val="yellow"/>
-              </w:rPr>
-              <w:t xml:space="preserve">[ ]</w:t>
-            </w:r>
-          </w:p>
-        </w:tc>
-        <w:tc>
-          <w:tcPr>
-            <w:tcW w:type="dxa" w:w="1373"/>
-            <w:tcBorders>
-              <w:top w:val="single" w:color="8C8C8C" w:sz="4"/>
-              <w:left w:val="single" w:color="8C8C8C" w:sz="4"/>
-              <w:bottom w:val="single" w:color="8C8C8C" w:sz="4"/>
-              <w:right w:val="single" w:color="8C8C8C" w:sz="4"/>
-            </w:tcBorders>
-            <w:tcMar>
-              <w:top w:type="dxa" w:w="50"/>
-              <w:left w:type="dxa" w:w="90"/>
-              <w:bottom w:type="dxa" w:w="50"/>
-              <w:right w:type="dxa" w:w="90"/>
-            </w:tcMar>
-          </w:tcPr>
-          <w:p>
-            <w:pPr>
-              <w:spacing w:after="20" w:line="250"/>
-              <w:jc w:val="left"/>
-            </w:pPr>
-            <w:r>
-              <w:rPr>
-                <w:sz w:val="18"/>
-                <w:szCs w:val="18"/>
-                <w:highlight w:val="yellow"/>
-              </w:rPr>
-              <w:t xml:space="preserve">[ ]</w:t>
-            </w:r>
-          </w:p>
-        </w:tc>
-        <w:tc>
-          <w:tcPr>
-            <w:tcW w:type="dxa" w:w="1056"/>
-            <w:tcBorders>
-              <w:top w:val="single" w:color="8C8C8C" w:sz="4"/>
-              <w:left w:val="single" w:color="8C8C8C" w:sz="4"/>
-              <w:bottom w:val="single" w:color="8C8C8C" w:sz="4"/>
-              <w:right w:val="single" w:color="8C8C8C" w:sz="4"/>
-            </w:tcBorders>
-            <w:tcMar>
-              <w:top w:type="dxa" w:w="50"/>
-              <w:left w:type="dxa" w:w="90"/>
-              <w:bottom w:type="dxa" w:w="50"/>
-              <w:right w:type="dxa" w:w="90"/>
-            </w:tcMar>
-          </w:tcPr>
-          <w:p>
-            <w:pPr>
-              <w:spacing w:after="20" w:line="250"/>
-              <w:jc w:val="left"/>
-            </w:pPr>
-            <w:r>
-              <w:rPr>
-                <w:sz w:val="18"/>
-                <w:szCs w:val="18"/>
-                <w:highlight w:val="yellow"/>
-              </w:rPr>
-              <w:t xml:space="preserve">[ ]</w:t>
-            </w:r>
-          </w:p>
-        </w:tc>
-        <w:tc>
-          <w:tcPr>
-            <w:tcW w:type="dxa" w:w="955"/>
-            <w:tcBorders>
-              <w:top w:val="single" w:color="8C8C8C" w:sz="4"/>
-              <w:left w:val="single" w:color="8C8C8C" w:sz="4"/>
-              <w:bottom w:val="single" w:color="8C8C8C" w:sz="4"/>
-              <w:right w:val="single" w:color="8C8C8C" w:sz="4"/>
-            </w:tcBorders>
-            <w:tcMar>
-              <w:top w:type="dxa" w:w="50"/>
-              <w:left w:type="dxa" w:w="90"/>
-              <w:bottom w:type="dxa" w:w="50"/>
-              <w:right w:type="dxa" w:w="90"/>
-            </w:tcMar>
-          </w:tcPr>
-          <w:p>
-            <w:pPr>
-              <w:spacing w:after="20" w:line="250"/>
-              <w:jc w:val="left"/>
-            </w:pPr>
-            <w:r>
-              <w:rPr>
-                <w:sz w:val="18"/>
-                <w:szCs w:val="18"/>
-                <w:highlight w:val="yellow"/>
-              </w:rPr>
-              <w:t xml:space="preserve">[ ]</w:t>
+            <w:tcW w:type="dxa" w:w="1149"/>
+            <w:tcBorders>
+              <w:top w:val="single" w:color="8C8C8C" w:sz="4"/>
+              <w:left w:val="single" w:color="8C8C8C" w:sz="4"/>
+              <w:bottom w:val="single" w:color="8C8C8C" w:sz="4"/>
+              <w:right w:val="single" w:color="8C8C8C" w:sz="4"/>
+            </w:tcBorders>
+            <w:tcMar>
+              <w:top w:type="dxa" w:w="50"/>
+              <w:left w:type="dxa" w:w="90"/>
+              <w:bottom w:type="dxa" w:w="50"/>
+              <w:right w:type="dxa" w:w="90"/>
+            </w:tcMar>
+          </w:tcPr>
+          <w:p>
+            <w:pPr>
+              <w:spacing w:after="20" w:line="250"/>
+              <w:jc w:val="left"/>
+            </w:pPr>
+            <w:r>
+              <w:rPr>
+                <w:sz w:val="18"/>
+                <w:szCs w:val="18"/>
+              </w:rPr>
+              <w:t xml:space="preserve">9.9</w:t>
+            </w:r>
+          </w:p>
+        </w:tc>
+        <w:tc>
+          <w:tcPr>
+            <w:tcW w:type="dxa" w:w="1253"/>
+            <w:tcBorders>
+              <w:top w:val="single" w:color="8C8C8C" w:sz="4"/>
+              <w:left w:val="single" w:color="8C8C8C" w:sz="4"/>
+              <w:bottom w:val="single" w:color="8C8C8C" w:sz="4"/>
+              <w:right w:val="single" w:color="8C8C8C" w:sz="4"/>
+            </w:tcBorders>
+            <w:tcMar>
+              <w:top w:type="dxa" w:w="50"/>
+              <w:left w:type="dxa" w:w="90"/>
+              <w:bottom w:type="dxa" w:w="50"/>
+              <w:right w:type="dxa" w:w="90"/>
+            </w:tcMar>
+          </w:tcPr>
+          <w:p>
+            <w:pPr>
+              <w:spacing w:after="20" w:line="250"/>
+              <w:jc w:val="left"/>
+            </w:pPr>
+            <w:r>
+              <w:rPr>
+                <w:sz w:val="18"/>
+                <w:szCs w:val="18"/>
+              </w:rPr>
+              <w:t xml:space="preserve">151 (15.1)</w:t>
+            </w:r>
+          </w:p>
+        </w:tc>
+        <w:tc>
+          <w:tcPr>
+            <w:tcW w:type="dxa" w:w="1671"/>
+            <w:tcBorders>
+              <w:top w:val="single" w:color="8C8C8C" w:sz="4"/>
+              <w:left w:val="single" w:color="8C8C8C" w:sz="4"/>
+              <w:bottom w:val="single" w:color="8C8C8C" w:sz="4"/>
+              <w:right w:val="single" w:color="8C8C8C" w:sz="4"/>
+            </w:tcBorders>
+            <w:tcMar>
+              <w:top w:type="dxa" w:w="50"/>
+              <w:left w:type="dxa" w:w="90"/>
+              <w:bottom w:type="dxa" w:w="50"/>
+              <w:right w:type="dxa" w:w="90"/>
+            </w:tcMar>
+          </w:tcPr>
+          <w:p>
+            <w:pPr>
+              <w:spacing w:after="20" w:line="250"/>
+              <w:jc w:val="left"/>
+            </w:pPr>
+            <w:r>
+              <w:rPr>
+                <w:sz w:val="18"/>
+                <w:szCs w:val="18"/>
+              </w:rPr>
+              <w:t xml:space="preserve">7.6 / 18.8</w:t>
+            </w:r>
+          </w:p>
+        </w:tc>
+        <w:tc>
+          <w:tcPr>
+            <w:tcW w:type="dxa" w:w="1671"/>
+            <w:tcBorders>
+              <w:top w:val="single" w:color="8C8C8C" w:sz="4"/>
+              <w:left w:val="single" w:color="8C8C8C" w:sz="4"/>
+              <w:bottom w:val="single" w:color="8C8C8C" w:sz="4"/>
+              <w:right w:val="single" w:color="8C8C8C" w:sz="4"/>
+            </w:tcBorders>
+            <w:tcMar>
+              <w:top w:type="dxa" w:w="50"/>
+              <w:left w:type="dxa" w:w="90"/>
+              <w:bottom w:type="dxa" w:w="50"/>
+              <w:right w:type="dxa" w:w="90"/>
+            </w:tcMar>
+          </w:tcPr>
+          <w:p>
+            <w:pPr>
+              <w:spacing w:after="20" w:line="250"/>
+              <w:jc w:val="left"/>
+            </w:pPr>
+            <w:r>
+              <w:rPr>
+                <w:sz w:val="18"/>
+                <w:szCs w:val="18"/>
+              </w:rPr>
+              <w:t xml:space="preserve">65.7 / 98.7</w:t>
+            </w:r>
+          </w:p>
+        </w:tc>
+        <w:tc>
+          <w:tcPr>
+            <w:tcW w:type="dxa" w:w="940"/>
+            <w:tcBorders>
+              <w:top w:val="single" w:color="8C8C8C" w:sz="4"/>
+              <w:left w:val="single" w:color="8C8C8C" w:sz="4"/>
+              <w:bottom w:val="single" w:color="8C8C8C" w:sz="4"/>
+              <w:right w:val="single" w:color="8C8C8C" w:sz="4"/>
+            </w:tcBorders>
+            <w:tcMar>
+              <w:top w:type="dxa" w:w="50"/>
+              <w:left w:type="dxa" w:w="90"/>
+              <w:bottom w:type="dxa" w:w="50"/>
+              <w:right w:type="dxa" w:w="90"/>
+            </w:tcMar>
+          </w:tcPr>
+          <w:p>
+            <w:pPr>
+              <w:spacing w:after="20" w:line="250"/>
+              <w:jc w:val="left"/>
+            </w:pPr>
+            <w:r>
+              <w:rPr>
+                <w:sz w:val="18"/>
+                <w:szCs w:val="18"/>
+              </w:rPr>
+              <w:t xml:space="preserve">100.0</w:t>
+            </w:r>
+          </w:p>
+        </w:tc>
+        <w:tc>
+          <w:tcPr>
+            <w:tcW w:type="dxa" w:w="839"/>
+            <w:tcBorders>
+              <w:top w:val="single" w:color="8C8C8C" w:sz="4"/>
+              <w:left w:val="single" w:color="8C8C8C" w:sz="4"/>
+              <w:bottom w:val="single" w:color="8C8C8C" w:sz="4"/>
+              <w:right w:val="single" w:color="8C8C8C" w:sz="4"/>
+            </w:tcBorders>
+            <w:tcMar>
+              <w:top w:type="dxa" w:w="50"/>
+              <w:left w:type="dxa" w:w="90"/>
+              <w:bottom w:type="dxa" w:w="50"/>
+              <w:right w:type="dxa" w:w="90"/>
+            </w:tcMar>
+          </w:tcPr>
+          <w:p>
+            <w:pPr>
+              <w:spacing w:after="20" w:line="250"/>
+              <w:jc w:val="left"/>
+            </w:pPr>
+            <w:r>
+              <w:rPr>
+                <w:sz w:val="18"/>
+                <w:szCs w:val="18"/>
+              </w:rPr>
+              <w:t xml:space="preserve">3.06</w:t>
             </w:r>
           </w:p>
         </w:tc>
       </w:tr>
       <w:tr>
-        <w:tc>
-          <w:tcPr>
-            <w:tcW w:type="dxa" w:w="1373"/>
+        <w:trPr>
+          <w:cantSplit/>
+        </w:trPr>
+        <w:tc>
+          <w:tcPr>
+            <w:tcW w:type="dxa" w:w="1149"/>
             <w:tcBorders>
               <w:top w:val="single" w:color="8C8C8C" w:sz="4"/>
               <w:left w:val="single" w:color="8C8C8C" w:sz="4"/>
@@ -4867,7 +4962,7 @@
         </w:tc>
         <w:tc>
           <w:tcPr>
-            <w:tcW w:type="dxa" w:w="739"/>
+            <w:tcW w:type="dxa" w:w="626"/>
             <w:tcBorders>
               <w:top w:val="single" w:color="8C8C8C" w:sz="4"/>
               <w:left w:val="single" w:color="8C8C8C" w:sz="4"/>
@@ -4897,195 +4992,192 @@
         </w:tc>
         <w:tc>
           <w:tcPr>
-            <w:tcW w:type="dxa" w:w="1056"/>
-            <w:tcBorders>
-              <w:top w:val="single" w:color="8C8C8C" w:sz="4"/>
-              <w:left w:val="single" w:color="8C8C8C" w:sz="4"/>
-              <w:bottom w:val="single" w:color="8C8C8C" w:sz="4"/>
-              <w:right w:val="single" w:color="8C8C8C" w:sz="4"/>
-            </w:tcBorders>
-            <w:tcMar>
-              <w:top w:type="dxa" w:w="50"/>
-              <w:left w:type="dxa" w:w="90"/>
-              <w:bottom w:type="dxa" w:w="50"/>
-              <w:right w:type="dxa" w:w="90"/>
-            </w:tcMar>
-          </w:tcPr>
-          <w:p>
-            <w:pPr>
-              <w:spacing w:after="20" w:line="250"/>
-              <w:jc w:val="left"/>
-            </w:pPr>
-            <w:r>
-              <w:rPr>
-                <w:sz w:val="18"/>
-                <w:szCs w:val="18"/>
-                <w:highlight w:val="yellow"/>
-              </w:rPr>
-              <w:t xml:space="preserve">[ ]</w:t>
-            </w:r>
-          </w:p>
-        </w:tc>
-        <w:tc>
-          <w:tcPr>
-            <w:tcW w:type="dxa" w:w="1373"/>
-            <w:tcBorders>
-              <w:top w:val="single" w:color="8C8C8C" w:sz="4"/>
-              <w:left w:val="single" w:color="8C8C8C" w:sz="4"/>
-              <w:bottom w:val="single" w:color="8C8C8C" w:sz="4"/>
-              <w:right w:val="single" w:color="8C8C8C" w:sz="4"/>
-            </w:tcBorders>
-            <w:tcMar>
-              <w:top w:type="dxa" w:w="50"/>
-              <w:left w:type="dxa" w:w="90"/>
-              <w:bottom w:type="dxa" w:w="50"/>
-              <w:right w:type="dxa" w:w="90"/>
-            </w:tcMar>
-          </w:tcPr>
-          <w:p>
-            <w:pPr>
-              <w:spacing w:after="20" w:line="250"/>
-              <w:jc w:val="left"/>
-            </w:pPr>
-            <w:r>
-              <w:rPr>
-                <w:sz w:val="18"/>
-                <w:szCs w:val="18"/>
-                <w:highlight w:val="yellow"/>
-              </w:rPr>
-              <w:t xml:space="preserve">[ ]</w:t>
-            </w:r>
-          </w:p>
-        </w:tc>
-        <w:tc>
-          <w:tcPr>
-            <w:tcW w:type="dxa" w:w="1373"/>
-            <w:tcBorders>
-              <w:top w:val="single" w:color="8C8C8C" w:sz="4"/>
-              <w:left w:val="single" w:color="8C8C8C" w:sz="4"/>
-              <w:bottom w:val="single" w:color="8C8C8C" w:sz="4"/>
-              <w:right w:val="single" w:color="8C8C8C" w:sz="4"/>
-            </w:tcBorders>
-            <w:tcMar>
-              <w:top w:type="dxa" w:w="50"/>
-              <w:left w:type="dxa" w:w="90"/>
-              <w:bottom w:type="dxa" w:w="50"/>
-              <w:right w:type="dxa" w:w="90"/>
-            </w:tcMar>
-          </w:tcPr>
-          <w:p>
-            <w:pPr>
-              <w:spacing w:after="20" w:line="250"/>
-              <w:jc w:val="left"/>
-            </w:pPr>
-            <w:r>
-              <w:rPr>
-                <w:sz w:val="18"/>
-                <w:szCs w:val="18"/>
-                <w:highlight w:val="yellow"/>
-              </w:rPr>
-              <w:t xml:space="preserve">[ ]</w:t>
-            </w:r>
-          </w:p>
-        </w:tc>
-        <w:tc>
-          <w:tcPr>
-            <w:tcW w:type="dxa" w:w="1373"/>
-            <w:tcBorders>
-              <w:top w:val="single" w:color="8C8C8C" w:sz="4"/>
-              <w:left w:val="single" w:color="8C8C8C" w:sz="4"/>
-              <w:bottom w:val="single" w:color="8C8C8C" w:sz="4"/>
-              <w:right w:val="single" w:color="8C8C8C" w:sz="4"/>
-            </w:tcBorders>
-            <w:tcMar>
-              <w:top w:type="dxa" w:w="50"/>
-              <w:left w:type="dxa" w:w="90"/>
-              <w:bottom w:type="dxa" w:w="50"/>
-              <w:right w:type="dxa" w:w="90"/>
-            </w:tcMar>
-          </w:tcPr>
-          <w:p>
-            <w:pPr>
-              <w:spacing w:after="20" w:line="250"/>
-              <w:jc w:val="left"/>
-            </w:pPr>
-            <w:r>
-              <w:rPr>
-                <w:sz w:val="18"/>
-                <w:szCs w:val="18"/>
-                <w:highlight w:val="yellow"/>
-              </w:rPr>
-              <w:t xml:space="preserve">[ ]</w:t>
-            </w:r>
-          </w:p>
-        </w:tc>
-        <w:tc>
-          <w:tcPr>
-            <w:tcW w:type="dxa" w:w="1056"/>
-            <w:tcBorders>
-              <w:top w:val="single" w:color="8C8C8C" w:sz="4"/>
-              <w:left w:val="single" w:color="8C8C8C" w:sz="4"/>
-              <w:bottom w:val="single" w:color="8C8C8C" w:sz="4"/>
-              <w:right w:val="single" w:color="8C8C8C" w:sz="4"/>
-            </w:tcBorders>
-            <w:tcMar>
-              <w:top w:type="dxa" w:w="50"/>
-              <w:left w:type="dxa" w:w="90"/>
-              <w:bottom w:type="dxa" w:w="50"/>
-              <w:right w:type="dxa" w:w="90"/>
-            </w:tcMar>
-          </w:tcPr>
-          <w:p>
-            <w:pPr>
-              <w:spacing w:after="20" w:line="250"/>
-              <w:jc w:val="left"/>
-            </w:pPr>
-            <w:r>
-              <w:rPr>
-                <w:sz w:val="18"/>
-                <w:szCs w:val="18"/>
-                <w:highlight w:val="yellow"/>
-              </w:rPr>
-              <w:t xml:space="preserve">[ ]</w:t>
-            </w:r>
-          </w:p>
-        </w:tc>
-        <w:tc>
-          <w:tcPr>
-            <w:tcW w:type="dxa" w:w="955"/>
-            <w:tcBorders>
-              <w:top w:val="single" w:color="8C8C8C" w:sz="4"/>
-              <w:left w:val="single" w:color="8C8C8C" w:sz="4"/>
-              <w:bottom w:val="single" w:color="8C8C8C" w:sz="4"/>
-              <w:right w:val="single" w:color="8C8C8C" w:sz="4"/>
-            </w:tcBorders>
-            <w:tcMar>
-              <w:top w:type="dxa" w:w="50"/>
-              <w:left w:type="dxa" w:w="90"/>
-              <w:bottom w:type="dxa" w:w="50"/>
-              <w:right w:type="dxa" w:w="90"/>
-            </w:tcMar>
-          </w:tcPr>
-          <w:p>
-            <w:pPr>
-              <w:spacing w:after="20" w:line="250"/>
-              <w:jc w:val="left"/>
-            </w:pPr>
-            <w:r>
-              <w:rPr>
-                <w:sz w:val="18"/>
-                <w:szCs w:val="18"/>
-                <w:highlight w:val="yellow"/>
-              </w:rPr>
-              <w:t xml:space="preserve">[ ]</w:t>
+            <w:tcW w:type="dxa" w:w="1149"/>
+            <w:tcBorders>
+              <w:top w:val="single" w:color="8C8C8C" w:sz="4"/>
+              <w:left w:val="single" w:color="8C8C8C" w:sz="4"/>
+              <w:bottom w:val="single" w:color="8C8C8C" w:sz="4"/>
+              <w:right w:val="single" w:color="8C8C8C" w:sz="4"/>
+            </w:tcBorders>
+            <w:tcMar>
+              <w:top w:type="dxa" w:w="50"/>
+              <w:left w:type="dxa" w:w="90"/>
+              <w:bottom w:type="dxa" w:w="50"/>
+              <w:right w:type="dxa" w:w="90"/>
+            </w:tcMar>
+          </w:tcPr>
+          <w:p>
+            <w:pPr>
+              <w:spacing w:after="20" w:line="250"/>
+              <w:jc w:val="left"/>
+            </w:pPr>
+            <w:r>
+              <w:rPr>
+                <w:sz w:val="18"/>
+                <w:szCs w:val="18"/>
+              </w:rPr>
+              <w:t xml:space="preserve">9.9</w:t>
+            </w:r>
+          </w:p>
+        </w:tc>
+        <w:tc>
+          <w:tcPr>
+            <w:tcW w:type="dxa" w:w="1253"/>
+            <w:tcBorders>
+              <w:top w:val="single" w:color="8C8C8C" w:sz="4"/>
+              <w:left w:val="single" w:color="8C8C8C" w:sz="4"/>
+              <w:bottom w:val="single" w:color="8C8C8C" w:sz="4"/>
+              <w:right w:val="single" w:color="8C8C8C" w:sz="4"/>
+            </w:tcBorders>
+            <w:tcMar>
+              <w:top w:type="dxa" w:w="50"/>
+              <w:left w:type="dxa" w:w="90"/>
+              <w:bottom w:type="dxa" w:w="50"/>
+              <w:right w:type="dxa" w:w="90"/>
+            </w:tcMar>
+          </w:tcPr>
+          <w:p>
+            <w:pPr>
+              <w:spacing w:after="20" w:line="250"/>
+              <w:jc w:val="left"/>
+            </w:pPr>
+            <w:r>
+              <w:rPr>
+                <w:sz w:val="18"/>
+                <w:szCs w:val="18"/>
+              </w:rPr>
+              <w:t xml:space="preserve">147 (14.7)</w:t>
+            </w:r>
+          </w:p>
+        </w:tc>
+        <w:tc>
+          <w:tcPr>
+            <w:tcW w:type="dxa" w:w="1671"/>
+            <w:tcBorders>
+              <w:top w:val="single" w:color="8C8C8C" w:sz="4"/>
+              <w:left w:val="single" w:color="8C8C8C" w:sz="4"/>
+              <w:bottom w:val="single" w:color="8C8C8C" w:sz="4"/>
+              <w:right w:val="single" w:color="8C8C8C" w:sz="4"/>
+            </w:tcBorders>
+            <w:tcMar>
+              <w:top w:type="dxa" w:w="50"/>
+              <w:left w:type="dxa" w:w="90"/>
+              <w:bottom w:type="dxa" w:w="50"/>
+              <w:right w:type="dxa" w:w="90"/>
+            </w:tcMar>
+          </w:tcPr>
+          <w:p>
+            <w:pPr>
+              <w:spacing w:after="20" w:line="250"/>
+              <w:jc w:val="left"/>
+            </w:pPr>
+            <w:r>
+              <w:rPr>
+                <w:sz w:val="18"/>
+                <w:szCs w:val="18"/>
+              </w:rPr>
+              <w:t xml:space="preserve">6.4 / 14.0</w:t>
+            </w:r>
+          </w:p>
+        </w:tc>
+        <w:tc>
+          <w:tcPr>
+            <w:tcW w:type="dxa" w:w="1671"/>
+            <w:tcBorders>
+              <w:top w:val="single" w:color="8C8C8C" w:sz="4"/>
+              <w:left w:val="single" w:color="8C8C8C" w:sz="4"/>
+              <w:bottom w:val="single" w:color="8C8C8C" w:sz="4"/>
+              <w:right w:val="single" w:color="8C8C8C" w:sz="4"/>
+            </w:tcBorders>
+            <w:tcMar>
+              <w:top w:type="dxa" w:w="50"/>
+              <w:left w:type="dxa" w:w="90"/>
+              <w:bottom w:type="dxa" w:w="50"/>
+              <w:right w:type="dxa" w:w="90"/>
+            </w:tcMar>
+          </w:tcPr>
+          <w:p>
+            <w:pPr>
+              <w:spacing w:after="20" w:line="250"/>
+              <w:jc w:val="left"/>
+            </w:pPr>
+            <w:r>
+              <w:rPr>
+                <w:sz w:val="18"/>
+                <w:szCs w:val="18"/>
+              </w:rPr>
+              <w:t xml:space="preserve">67.3 / 99.6</w:t>
+            </w:r>
+          </w:p>
+        </w:tc>
+        <w:tc>
+          <w:tcPr>
+            <w:tcW w:type="dxa" w:w="940"/>
+            <w:tcBorders>
+              <w:top w:val="single" w:color="8C8C8C" w:sz="4"/>
+              <w:left w:val="single" w:color="8C8C8C" w:sz="4"/>
+              <w:bottom w:val="single" w:color="8C8C8C" w:sz="4"/>
+              <w:right w:val="single" w:color="8C8C8C" w:sz="4"/>
+            </w:tcBorders>
+            <w:tcMar>
+              <w:top w:type="dxa" w:w="50"/>
+              <w:left w:type="dxa" w:w="90"/>
+              <w:bottom w:type="dxa" w:w="50"/>
+              <w:right w:type="dxa" w:w="90"/>
+            </w:tcMar>
+          </w:tcPr>
+          <w:p>
+            <w:pPr>
+              <w:spacing w:after="20" w:line="250"/>
+              <w:jc w:val="left"/>
+            </w:pPr>
+            <w:r>
+              <w:rPr>
+                <w:sz w:val="18"/>
+                <w:szCs w:val="18"/>
+              </w:rPr>
+              <w:t xml:space="preserve">100.0</w:t>
+            </w:r>
+          </w:p>
+        </w:tc>
+        <w:tc>
+          <w:tcPr>
+            <w:tcW w:type="dxa" w:w="839"/>
+            <w:tcBorders>
+              <w:top w:val="single" w:color="8C8C8C" w:sz="4"/>
+              <w:left w:val="single" w:color="8C8C8C" w:sz="4"/>
+              <w:bottom w:val="single" w:color="8C8C8C" w:sz="4"/>
+              <w:right w:val="single" w:color="8C8C8C" w:sz="4"/>
+            </w:tcBorders>
+            <w:tcMar>
+              <w:top w:type="dxa" w:w="50"/>
+              <w:left w:type="dxa" w:w="90"/>
+              <w:bottom w:type="dxa" w:w="50"/>
+              <w:right w:type="dxa" w:w="90"/>
+            </w:tcMar>
+          </w:tcPr>
+          <w:p>
+            <w:pPr>
+              <w:spacing w:after="20" w:line="250"/>
+              <w:jc w:val="left"/>
+            </w:pPr>
+            <w:r>
+              <w:rPr>
+                <w:sz w:val="18"/>
+                <w:szCs w:val="18"/>
+              </w:rPr>
+              <w:t xml:space="preserve">3.06</w:t>
             </w:r>
           </w:p>
         </w:tc>
       </w:tr>
       <w:tr>
-        <w:tc>
-          <w:tcPr>
-            <w:tcW w:type="dxa" w:w="1373"/>
+        <w:trPr>
+          <w:cantSplit/>
+        </w:trPr>
+        <w:tc>
+          <w:tcPr>
+            <w:tcW w:type="dxa" w:w="1149"/>
             <w:tcBorders>
               <w:top w:val="single" w:color="8C8C8C" w:sz="4"/>
               <w:left w:val="single" w:color="8C8C8C" w:sz="4"/>
@@ -5115,7 +5207,7 @@
         </w:tc>
         <w:tc>
           <w:tcPr>
-            <w:tcW w:type="dxa" w:w="739"/>
+            <w:tcW w:type="dxa" w:w="626"/>
             <w:tcBorders>
               <w:top w:val="single" w:color="8C8C8C" w:sz="4"/>
               <w:left w:val="single" w:color="8C8C8C" w:sz="4"/>
@@ -5145,195 +5237,192 @@
         </w:tc>
         <w:tc>
           <w:tcPr>
-            <w:tcW w:type="dxa" w:w="1056"/>
-            <w:tcBorders>
-              <w:top w:val="single" w:color="8C8C8C" w:sz="4"/>
-              <w:left w:val="single" w:color="8C8C8C" w:sz="4"/>
-              <w:bottom w:val="single" w:color="8C8C8C" w:sz="4"/>
-              <w:right w:val="single" w:color="8C8C8C" w:sz="4"/>
-            </w:tcBorders>
-            <w:tcMar>
-              <w:top w:type="dxa" w:w="50"/>
-              <w:left w:type="dxa" w:w="90"/>
-              <w:bottom w:type="dxa" w:w="50"/>
-              <w:right w:type="dxa" w:w="90"/>
-            </w:tcMar>
-          </w:tcPr>
-          <w:p>
-            <w:pPr>
-              <w:spacing w:after="20" w:line="250"/>
-              <w:jc w:val="left"/>
-            </w:pPr>
-            <w:r>
-              <w:rPr>
-                <w:sz w:val="18"/>
-                <w:szCs w:val="18"/>
-                <w:highlight w:val="yellow"/>
-              </w:rPr>
-              <w:t xml:space="preserve">[ ]</w:t>
-            </w:r>
-          </w:p>
-        </w:tc>
-        <w:tc>
-          <w:tcPr>
-            <w:tcW w:type="dxa" w:w="1373"/>
-            <w:tcBorders>
-              <w:top w:val="single" w:color="8C8C8C" w:sz="4"/>
-              <w:left w:val="single" w:color="8C8C8C" w:sz="4"/>
-              <w:bottom w:val="single" w:color="8C8C8C" w:sz="4"/>
-              <w:right w:val="single" w:color="8C8C8C" w:sz="4"/>
-            </w:tcBorders>
-            <w:tcMar>
-              <w:top w:type="dxa" w:w="50"/>
-              <w:left w:type="dxa" w:w="90"/>
-              <w:bottom w:type="dxa" w:w="50"/>
-              <w:right w:type="dxa" w:w="90"/>
-            </w:tcMar>
-          </w:tcPr>
-          <w:p>
-            <w:pPr>
-              <w:spacing w:after="20" w:line="250"/>
-              <w:jc w:val="left"/>
-            </w:pPr>
-            <w:r>
-              <w:rPr>
-                <w:sz w:val="18"/>
-                <w:szCs w:val="18"/>
-                <w:highlight w:val="yellow"/>
-              </w:rPr>
-              <w:t xml:space="preserve">[ ]</w:t>
-            </w:r>
-          </w:p>
-        </w:tc>
-        <w:tc>
-          <w:tcPr>
-            <w:tcW w:type="dxa" w:w="1373"/>
-            <w:tcBorders>
-              <w:top w:val="single" w:color="8C8C8C" w:sz="4"/>
-              <w:left w:val="single" w:color="8C8C8C" w:sz="4"/>
-              <w:bottom w:val="single" w:color="8C8C8C" w:sz="4"/>
-              <w:right w:val="single" w:color="8C8C8C" w:sz="4"/>
-            </w:tcBorders>
-            <w:tcMar>
-              <w:top w:type="dxa" w:w="50"/>
-              <w:left w:type="dxa" w:w="90"/>
-              <w:bottom w:type="dxa" w:w="50"/>
-              <w:right w:type="dxa" w:w="90"/>
-            </w:tcMar>
-          </w:tcPr>
-          <w:p>
-            <w:pPr>
-              <w:spacing w:after="20" w:line="250"/>
-              <w:jc w:val="left"/>
-            </w:pPr>
-            <w:r>
-              <w:rPr>
-                <w:sz w:val="18"/>
-                <w:szCs w:val="18"/>
-                <w:highlight w:val="yellow"/>
-              </w:rPr>
-              <w:t xml:space="preserve">[ ]</w:t>
-            </w:r>
-          </w:p>
-        </w:tc>
-        <w:tc>
-          <w:tcPr>
-            <w:tcW w:type="dxa" w:w="1373"/>
-            <w:tcBorders>
-              <w:top w:val="single" w:color="8C8C8C" w:sz="4"/>
-              <w:left w:val="single" w:color="8C8C8C" w:sz="4"/>
-              <w:bottom w:val="single" w:color="8C8C8C" w:sz="4"/>
-              <w:right w:val="single" w:color="8C8C8C" w:sz="4"/>
-            </w:tcBorders>
-            <w:tcMar>
-              <w:top w:type="dxa" w:w="50"/>
-              <w:left w:type="dxa" w:w="90"/>
-              <w:bottom w:type="dxa" w:w="50"/>
-              <w:right w:type="dxa" w:w="90"/>
-            </w:tcMar>
-          </w:tcPr>
-          <w:p>
-            <w:pPr>
-              <w:spacing w:after="20" w:line="250"/>
-              <w:jc w:val="left"/>
-            </w:pPr>
-            <w:r>
-              <w:rPr>
-                <w:sz w:val="18"/>
-                <w:szCs w:val="18"/>
-                <w:highlight w:val="yellow"/>
-              </w:rPr>
-              <w:t xml:space="preserve">[ ]</w:t>
-            </w:r>
-          </w:p>
-        </w:tc>
-        <w:tc>
-          <w:tcPr>
-            <w:tcW w:type="dxa" w:w="1056"/>
-            <w:tcBorders>
-              <w:top w:val="single" w:color="8C8C8C" w:sz="4"/>
-              <w:left w:val="single" w:color="8C8C8C" w:sz="4"/>
-              <w:bottom w:val="single" w:color="8C8C8C" w:sz="4"/>
-              <w:right w:val="single" w:color="8C8C8C" w:sz="4"/>
-            </w:tcBorders>
-            <w:tcMar>
-              <w:top w:type="dxa" w:w="50"/>
-              <w:left w:type="dxa" w:w="90"/>
-              <w:bottom w:type="dxa" w:w="50"/>
-              <w:right w:type="dxa" w:w="90"/>
-            </w:tcMar>
-          </w:tcPr>
-          <w:p>
-            <w:pPr>
-              <w:spacing w:after="20" w:line="250"/>
-              <w:jc w:val="left"/>
-            </w:pPr>
-            <w:r>
-              <w:rPr>
-                <w:sz w:val="18"/>
-                <w:szCs w:val="18"/>
-                <w:highlight w:val="yellow"/>
-              </w:rPr>
-              <w:t xml:space="preserve">[ ]</w:t>
-            </w:r>
-          </w:p>
-        </w:tc>
-        <w:tc>
-          <w:tcPr>
-            <w:tcW w:type="dxa" w:w="955"/>
-            <w:tcBorders>
-              <w:top w:val="single" w:color="8C8C8C" w:sz="4"/>
-              <w:left w:val="single" w:color="8C8C8C" w:sz="4"/>
-              <w:bottom w:val="single" w:color="8C8C8C" w:sz="4"/>
-              <w:right w:val="single" w:color="8C8C8C" w:sz="4"/>
-            </w:tcBorders>
-            <w:tcMar>
-              <w:top w:type="dxa" w:w="50"/>
-              <w:left w:type="dxa" w:w="90"/>
-              <w:bottom w:type="dxa" w:w="50"/>
-              <w:right w:type="dxa" w:w="90"/>
-            </w:tcMar>
-          </w:tcPr>
-          <w:p>
-            <w:pPr>
-              <w:spacing w:after="20" w:line="250"/>
-              <w:jc w:val="left"/>
-            </w:pPr>
-            <w:r>
-              <w:rPr>
-                <w:sz w:val="18"/>
-                <w:szCs w:val="18"/>
-                <w:highlight w:val="yellow"/>
-              </w:rPr>
-              <w:t xml:space="preserve">[ ]</w:t>
+            <w:tcW w:type="dxa" w:w="1149"/>
+            <w:tcBorders>
+              <w:top w:val="single" w:color="8C8C8C" w:sz="4"/>
+              <w:left w:val="single" w:color="8C8C8C" w:sz="4"/>
+              <w:bottom w:val="single" w:color="8C8C8C" w:sz="4"/>
+              <w:right w:val="single" w:color="8C8C8C" w:sz="4"/>
+            </w:tcBorders>
+            <w:tcMar>
+              <w:top w:type="dxa" w:w="50"/>
+              <w:left w:type="dxa" w:w="90"/>
+              <w:bottom w:type="dxa" w:w="50"/>
+              <w:right w:type="dxa" w:w="90"/>
+            </w:tcMar>
+          </w:tcPr>
+          <w:p>
+            <w:pPr>
+              <w:spacing w:after="20" w:line="250"/>
+              <w:jc w:val="left"/>
+            </w:pPr>
+            <w:r>
+              <w:rPr>
+                <w:sz w:val="18"/>
+                <w:szCs w:val="18"/>
+              </w:rPr>
+              <w:t xml:space="preserve">27.8</w:t>
+            </w:r>
+          </w:p>
+        </w:tc>
+        <w:tc>
+          <w:tcPr>
+            <w:tcW w:type="dxa" w:w="1253"/>
+            <w:tcBorders>
+              <w:top w:val="single" w:color="8C8C8C" w:sz="4"/>
+              <w:left w:val="single" w:color="8C8C8C" w:sz="4"/>
+              <w:bottom w:val="single" w:color="8C8C8C" w:sz="4"/>
+              <w:right w:val="single" w:color="8C8C8C" w:sz="4"/>
+            </w:tcBorders>
+            <w:tcMar>
+              <w:top w:type="dxa" w:w="50"/>
+              <w:left w:type="dxa" w:w="90"/>
+              <w:bottom w:type="dxa" w:w="50"/>
+              <w:right w:type="dxa" w:w="90"/>
+            </w:tcMar>
+          </w:tcPr>
+          <w:p>
+            <w:pPr>
+              <w:spacing w:after="20" w:line="250"/>
+              <w:jc w:val="left"/>
+            </w:pPr>
+            <w:r>
+              <w:rPr>
+                <w:sz w:val="18"/>
+                <w:szCs w:val="18"/>
+              </w:rPr>
+              <w:t xml:space="preserve">152 (15.2)</w:t>
+            </w:r>
+          </w:p>
+        </w:tc>
+        <w:tc>
+          <w:tcPr>
+            <w:tcW w:type="dxa" w:w="1671"/>
+            <w:tcBorders>
+              <w:top w:val="single" w:color="8C8C8C" w:sz="4"/>
+              <w:left w:val="single" w:color="8C8C8C" w:sz="4"/>
+              <w:bottom w:val="single" w:color="8C8C8C" w:sz="4"/>
+              <w:right w:val="single" w:color="8C8C8C" w:sz="4"/>
+            </w:tcBorders>
+            <w:tcMar>
+              <w:top w:type="dxa" w:w="50"/>
+              <w:left w:type="dxa" w:w="90"/>
+              <w:bottom w:type="dxa" w:w="50"/>
+              <w:right w:type="dxa" w:w="90"/>
+            </w:tcMar>
+          </w:tcPr>
+          <w:p>
+            <w:pPr>
+              <w:spacing w:after="20" w:line="250"/>
+              <w:jc w:val="left"/>
+            </w:pPr>
+            <w:r>
+              <w:rPr>
+                <w:sz w:val="18"/>
+                <w:szCs w:val="18"/>
+              </w:rPr>
+              <w:t xml:space="preserve">12.5 / 25.8</w:t>
+            </w:r>
+          </w:p>
+        </w:tc>
+        <w:tc>
+          <w:tcPr>
+            <w:tcW w:type="dxa" w:w="1671"/>
+            <w:tcBorders>
+              <w:top w:val="single" w:color="8C8C8C" w:sz="4"/>
+              <w:left w:val="single" w:color="8C8C8C" w:sz="4"/>
+              <w:bottom w:val="single" w:color="8C8C8C" w:sz="4"/>
+              <w:right w:val="single" w:color="8C8C8C" w:sz="4"/>
+            </w:tcBorders>
+            <w:tcMar>
+              <w:top w:type="dxa" w:w="50"/>
+              <w:left w:type="dxa" w:w="90"/>
+              <w:bottom w:type="dxa" w:w="50"/>
+              <w:right w:type="dxa" w:w="90"/>
+            </w:tcMar>
+          </w:tcPr>
+          <w:p>
+            <w:pPr>
+              <w:spacing w:after="20" w:line="250"/>
+              <w:jc w:val="left"/>
+            </w:pPr>
+            <w:r>
+              <w:rPr>
+                <w:sz w:val="18"/>
+                <w:szCs w:val="18"/>
+              </w:rPr>
+              <w:t xml:space="preserve">63.9 / 94.3</w:t>
+            </w:r>
+          </w:p>
+        </w:tc>
+        <w:tc>
+          <w:tcPr>
+            <w:tcW w:type="dxa" w:w="940"/>
+            <w:tcBorders>
+              <w:top w:val="single" w:color="8C8C8C" w:sz="4"/>
+              <w:left w:val="single" w:color="8C8C8C" w:sz="4"/>
+              <w:bottom w:val="single" w:color="8C8C8C" w:sz="4"/>
+              <w:right w:val="single" w:color="8C8C8C" w:sz="4"/>
+            </w:tcBorders>
+            <w:tcMar>
+              <w:top w:type="dxa" w:w="50"/>
+              <w:left w:type="dxa" w:w="90"/>
+              <w:bottom w:type="dxa" w:w="50"/>
+              <w:right w:type="dxa" w:w="90"/>
+            </w:tcMar>
+          </w:tcPr>
+          <w:p>
+            <w:pPr>
+              <w:spacing w:after="20" w:line="250"/>
+              <w:jc w:val="left"/>
+            </w:pPr>
+            <w:r>
+              <w:rPr>
+                <w:sz w:val="18"/>
+                <w:szCs w:val="18"/>
+              </w:rPr>
+              <w:t xml:space="preserve">100.0</w:t>
+            </w:r>
+          </w:p>
+        </w:tc>
+        <w:tc>
+          <w:tcPr>
+            <w:tcW w:type="dxa" w:w="839"/>
+            <w:tcBorders>
+              <w:top w:val="single" w:color="8C8C8C" w:sz="4"/>
+              <w:left w:val="single" w:color="8C8C8C" w:sz="4"/>
+              <w:bottom w:val="single" w:color="8C8C8C" w:sz="4"/>
+              <w:right w:val="single" w:color="8C8C8C" w:sz="4"/>
+            </w:tcBorders>
+            <w:tcMar>
+              <w:top w:type="dxa" w:w="50"/>
+              <w:left w:type="dxa" w:w="90"/>
+              <w:bottom w:type="dxa" w:w="50"/>
+              <w:right w:type="dxa" w:w="90"/>
+            </w:tcMar>
+          </w:tcPr>
+          <w:p>
+            <w:pPr>
+              <w:spacing w:after="20" w:line="250"/>
+              <w:jc w:val="left"/>
+            </w:pPr>
+            <w:r>
+              <w:rPr>
+                <w:sz w:val="18"/>
+                <w:szCs w:val="18"/>
+              </w:rPr>
+              <w:t xml:space="preserve">4.35</w:t>
             </w:r>
           </w:p>
         </w:tc>
       </w:tr>
       <w:tr>
-        <w:tc>
-          <w:tcPr>
-            <w:tcW w:type="dxa" w:w="1373"/>
+        <w:trPr>
+          <w:cantSplit/>
+        </w:trPr>
+        <w:tc>
+          <w:tcPr>
+            <w:tcW w:type="dxa" w:w="1149"/>
             <w:tcBorders>
               <w:top w:val="single" w:color="8C8C8C" w:sz="4"/>
               <w:left w:val="single" w:color="8C8C8C" w:sz="4"/>
@@ -5363,7 +5452,7 @@
         </w:tc>
         <w:tc>
           <w:tcPr>
-            <w:tcW w:type="dxa" w:w="739"/>
+            <w:tcW w:type="dxa" w:w="626"/>
             <w:tcBorders>
               <w:top w:val="single" w:color="8C8C8C" w:sz="4"/>
               <w:left w:val="single" w:color="8C8C8C" w:sz="4"/>
@@ -5393,195 +5482,192 @@
         </w:tc>
         <w:tc>
           <w:tcPr>
-            <w:tcW w:type="dxa" w:w="1056"/>
-            <w:tcBorders>
-              <w:top w:val="single" w:color="8C8C8C" w:sz="4"/>
-              <w:left w:val="single" w:color="8C8C8C" w:sz="4"/>
-              <w:bottom w:val="single" w:color="8C8C8C" w:sz="4"/>
-              <w:right w:val="single" w:color="8C8C8C" w:sz="4"/>
-            </w:tcBorders>
-            <w:tcMar>
-              <w:top w:type="dxa" w:w="50"/>
-              <w:left w:type="dxa" w:w="90"/>
-              <w:bottom w:type="dxa" w:w="50"/>
-              <w:right w:type="dxa" w:w="90"/>
-            </w:tcMar>
-          </w:tcPr>
-          <w:p>
-            <w:pPr>
-              <w:spacing w:after="20" w:line="250"/>
-              <w:jc w:val="left"/>
-            </w:pPr>
-            <w:r>
-              <w:rPr>
-                <w:sz w:val="18"/>
-                <w:szCs w:val="18"/>
-                <w:highlight w:val="yellow"/>
-              </w:rPr>
-              <w:t xml:space="preserve">[ ]</w:t>
-            </w:r>
-          </w:p>
-        </w:tc>
-        <w:tc>
-          <w:tcPr>
-            <w:tcW w:type="dxa" w:w="1373"/>
-            <w:tcBorders>
-              <w:top w:val="single" w:color="8C8C8C" w:sz="4"/>
-              <w:left w:val="single" w:color="8C8C8C" w:sz="4"/>
-              <w:bottom w:val="single" w:color="8C8C8C" w:sz="4"/>
-              <w:right w:val="single" w:color="8C8C8C" w:sz="4"/>
-            </w:tcBorders>
-            <w:tcMar>
-              <w:top w:type="dxa" w:w="50"/>
-              <w:left w:type="dxa" w:w="90"/>
-              <w:bottom w:type="dxa" w:w="50"/>
-              <w:right w:type="dxa" w:w="90"/>
-            </w:tcMar>
-          </w:tcPr>
-          <w:p>
-            <w:pPr>
-              <w:spacing w:after="20" w:line="250"/>
-              <w:jc w:val="left"/>
-            </w:pPr>
-            <w:r>
-              <w:rPr>
-                <w:sz w:val="18"/>
-                <w:szCs w:val="18"/>
-                <w:highlight w:val="yellow"/>
-              </w:rPr>
-              <w:t xml:space="preserve">[ ]</w:t>
-            </w:r>
-          </w:p>
-        </w:tc>
-        <w:tc>
-          <w:tcPr>
-            <w:tcW w:type="dxa" w:w="1373"/>
-            <w:tcBorders>
-              <w:top w:val="single" w:color="8C8C8C" w:sz="4"/>
-              <w:left w:val="single" w:color="8C8C8C" w:sz="4"/>
-              <w:bottom w:val="single" w:color="8C8C8C" w:sz="4"/>
-              <w:right w:val="single" w:color="8C8C8C" w:sz="4"/>
-            </w:tcBorders>
-            <w:tcMar>
-              <w:top w:type="dxa" w:w="50"/>
-              <w:left w:type="dxa" w:w="90"/>
-              <w:bottom w:type="dxa" w:w="50"/>
-              <w:right w:type="dxa" w:w="90"/>
-            </w:tcMar>
-          </w:tcPr>
-          <w:p>
-            <w:pPr>
-              <w:spacing w:after="20" w:line="250"/>
-              <w:jc w:val="left"/>
-            </w:pPr>
-            <w:r>
-              <w:rPr>
-                <w:sz w:val="18"/>
-                <w:szCs w:val="18"/>
-                <w:highlight w:val="yellow"/>
-              </w:rPr>
-              <w:t xml:space="preserve">[ ]</w:t>
-            </w:r>
-          </w:p>
-        </w:tc>
-        <w:tc>
-          <w:tcPr>
-            <w:tcW w:type="dxa" w:w="1373"/>
-            <w:tcBorders>
-              <w:top w:val="single" w:color="8C8C8C" w:sz="4"/>
-              <w:left w:val="single" w:color="8C8C8C" w:sz="4"/>
-              <w:bottom w:val="single" w:color="8C8C8C" w:sz="4"/>
-              <w:right w:val="single" w:color="8C8C8C" w:sz="4"/>
-            </w:tcBorders>
-            <w:tcMar>
-              <w:top w:type="dxa" w:w="50"/>
-              <w:left w:type="dxa" w:w="90"/>
-              <w:bottom w:type="dxa" w:w="50"/>
-              <w:right w:type="dxa" w:w="90"/>
-            </w:tcMar>
-          </w:tcPr>
-          <w:p>
-            <w:pPr>
-              <w:spacing w:after="20" w:line="250"/>
-              <w:jc w:val="left"/>
-            </w:pPr>
-            <w:r>
-              <w:rPr>
-                <w:sz w:val="18"/>
-                <w:szCs w:val="18"/>
-                <w:highlight w:val="yellow"/>
-              </w:rPr>
-              <w:t xml:space="preserve">[ ]</w:t>
-            </w:r>
-          </w:p>
-        </w:tc>
-        <w:tc>
-          <w:tcPr>
-            <w:tcW w:type="dxa" w:w="1056"/>
-            <w:tcBorders>
-              <w:top w:val="single" w:color="8C8C8C" w:sz="4"/>
-              <w:left w:val="single" w:color="8C8C8C" w:sz="4"/>
-              <w:bottom w:val="single" w:color="8C8C8C" w:sz="4"/>
-              <w:right w:val="single" w:color="8C8C8C" w:sz="4"/>
-            </w:tcBorders>
-            <w:tcMar>
-              <w:top w:type="dxa" w:w="50"/>
-              <w:left w:type="dxa" w:w="90"/>
-              <w:bottom w:type="dxa" w:w="50"/>
-              <w:right w:type="dxa" w:w="90"/>
-            </w:tcMar>
-          </w:tcPr>
-          <w:p>
-            <w:pPr>
-              <w:spacing w:after="20" w:line="250"/>
-              <w:jc w:val="left"/>
-            </w:pPr>
-            <w:r>
-              <w:rPr>
-                <w:sz w:val="18"/>
-                <w:szCs w:val="18"/>
-                <w:highlight w:val="yellow"/>
-              </w:rPr>
-              <w:t xml:space="preserve">[ ]</w:t>
-            </w:r>
-          </w:p>
-        </w:tc>
-        <w:tc>
-          <w:tcPr>
-            <w:tcW w:type="dxa" w:w="955"/>
-            <w:tcBorders>
-              <w:top w:val="single" w:color="8C8C8C" w:sz="4"/>
-              <w:left w:val="single" w:color="8C8C8C" w:sz="4"/>
-              <w:bottom w:val="single" w:color="8C8C8C" w:sz="4"/>
-              <w:right w:val="single" w:color="8C8C8C" w:sz="4"/>
-            </w:tcBorders>
-            <w:tcMar>
-              <w:top w:type="dxa" w:w="50"/>
-              <w:left w:type="dxa" w:w="90"/>
-              <w:bottom w:type="dxa" w:w="50"/>
-              <w:right w:type="dxa" w:w="90"/>
-            </w:tcMar>
-          </w:tcPr>
-          <w:p>
-            <w:pPr>
-              <w:spacing w:after="20" w:line="250"/>
-              <w:jc w:val="left"/>
-            </w:pPr>
-            <w:r>
-              <w:rPr>
-                <w:sz w:val="18"/>
-                <w:szCs w:val="18"/>
-                <w:highlight w:val="yellow"/>
-              </w:rPr>
-              <w:t xml:space="preserve">[ ]</w:t>
+            <w:tcW w:type="dxa" w:w="1149"/>
+            <w:tcBorders>
+              <w:top w:val="single" w:color="8C8C8C" w:sz="4"/>
+              <w:left w:val="single" w:color="8C8C8C" w:sz="4"/>
+              <w:bottom w:val="single" w:color="8C8C8C" w:sz="4"/>
+              <w:right w:val="single" w:color="8C8C8C" w:sz="4"/>
+            </w:tcBorders>
+            <w:tcMar>
+              <w:top w:type="dxa" w:w="50"/>
+              <w:left w:type="dxa" w:w="90"/>
+              <w:bottom w:type="dxa" w:w="50"/>
+              <w:right w:type="dxa" w:w="90"/>
+            </w:tcMar>
+          </w:tcPr>
+          <w:p>
+            <w:pPr>
+              <w:spacing w:after="20" w:line="250"/>
+              <w:jc w:val="left"/>
+            </w:pPr>
+            <w:r>
+              <w:rPr>
+                <w:sz w:val="18"/>
+                <w:szCs w:val="18"/>
+              </w:rPr>
+              <w:t xml:space="preserve">27.1</w:t>
+            </w:r>
+          </w:p>
+        </w:tc>
+        <w:tc>
+          <w:tcPr>
+            <w:tcW w:type="dxa" w:w="1253"/>
+            <w:tcBorders>
+              <w:top w:val="single" w:color="8C8C8C" w:sz="4"/>
+              <w:left w:val="single" w:color="8C8C8C" w:sz="4"/>
+              <w:bottom w:val="single" w:color="8C8C8C" w:sz="4"/>
+              <w:right w:val="single" w:color="8C8C8C" w:sz="4"/>
+            </w:tcBorders>
+            <w:tcMar>
+              <w:top w:type="dxa" w:w="50"/>
+              <w:left w:type="dxa" w:w="90"/>
+              <w:bottom w:type="dxa" w:w="50"/>
+              <w:right w:type="dxa" w:w="90"/>
+            </w:tcMar>
+          </w:tcPr>
+          <w:p>
+            <w:pPr>
+              <w:spacing w:after="20" w:line="250"/>
+              <w:jc w:val="left"/>
+            </w:pPr>
+            <w:r>
+              <w:rPr>
+                <w:sz w:val="18"/>
+                <w:szCs w:val="18"/>
+              </w:rPr>
+              <w:t xml:space="preserve">152 (15.2)</w:t>
+            </w:r>
+          </w:p>
+        </w:tc>
+        <w:tc>
+          <w:tcPr>
+            <w:tcW w:type="dxa" w:w="1671"/>
+            <w:tcBorders>
+              <w:top w:val="single" w:color="8C8C8C" w:sz="4"/>
+              <w:left w:val="single" w:color="8C8C8C" w:sz="4"/>
+              <w:bottom w:val="single" w:color="8C8C8C" w:sz="4"/>
+              <w:right w:val="single" w:color="8C8C8C" w:sz="4"/>
+            </w:tcBorders>
+            <w:tcMar>
+              <w:top w:type="dxa" w:w="50"/>
+              <w:left w:type="dxa" w:w="90"/>
+              <w:bottom w:type="dxa" w:w="50"/>
+              <w:right w:type="dxa" w:w="90"/>
+            </w:tcMar>
+          </w:tcPr>
+          <w:p>
+            <w:pPr>
+              <w:spacing w:after="20" w:line="250"/>
+              <w:jc w:val="left"/>
+            </w:pPr>
+            <w:r>
+              <w:rPr>
+                <w:sz w:val="18"/>
+                <w:szCs w:val="18"/>
+              </w:rPr>
+              <w:t xml:space="preserve">10.4 / 20.8</w:t>
+            </w:r>
+          </w:p>
+        </w:tc>
+        <w:tc>
+          <w:tcPr>
+            <w:tcW w:type="dxa" w:w="1671"/>
+            <w:tcBorders>
+              <w:top w:val="single" w:color="8C8C8C" w:sz="4"/>
+              <w:left w:val="single" w:color="8C8C8C" w:sz="4"/>
+              <w:bottom w:val="single" w:color="8C8C8C" w:sz="4"/>
+              <w:right w:val="single" w:color="8C8C8C" w:sz="4"/>
+            </w:tcBorders>
+            <w:tcMar>
+              <w:top w:type="dxa" w:w="50"/>
+              <w:left w:type="dxa" w:w="90"/>
+              <w:bottom w:type="dxa" w:w="50"/>
+              <w:right w:type="dxa" w:w="90"/>
+            </w:tcMar>
+          </w:tcPr>
+          <w:p>
+            <w:pPr>
+              <w:spacing w:after="20" w:line="250"/>
+              <w:jc w:val="left"/>
+            </w:pPr>
+            <w:r>
+              <w:rPr>
+                <w:sz w:val="18"/>
+                <w:szCs w:val="18"/>
+              </w:rPr>
+              <w:t xml:space="preserve">63.7 / 92.7</w:t>
+            </w:r>
+          </w:p>
+        </w:tc>
+        <w:tc>
+          <w:tcPr>
+            <w:tcW w:type="dxa" w:w="940"/>
+            <w:tcBorders>
+              <w:top w:val="single" w:color="8C8C8C" w:sz="4"/>
+              <w:left w:val="single" w:color="8C8C8C" w:sz="4"/>
+              <w:bottom w:val="single" w:color="8C8C8C" w:sz="4"/>
+              <w:right w:val="single" w:color="8C8C8C" w:sz="4"/>
+            </w:tcBorders>
+            <w:tcMar>
+              <w:top w:type="dxa" w:w="50"/>
+              <w:left w:type="dxa" w:w="90"/>
+              <w:bottom w:type="dxa" w:w="50"/>
+              <w:right w:type="dxa" w:w="90"/>
+            </w:tcMar>
+          </w:tcPr>
+          <w:p>
+            <w:pPr>
+              <w:spacing w:after="20" w:line="250"/>
+              <w:jc w:val="left"/>
+            </w:pPr>
+            <w:r>
+              <w:rPr>
+                <w:sz w:val="18"/>
+                <w:szCs w:val="18"/>
+              </w:rPr>
+              <w:t xml:space="preserve">100.0</w:t>
+            </w:r>
+          </w:p>
+        </w:tc>
+        <w:tc>
+          <w:tcPr>
+            <w:tcW w:type="dxa" w:w="839"/>
+            <w:tcBorders>
+              <w:top w:val="single" w:color="8C8C8C" w:sz="4"/>
+              <w:left w:val="single" w:color="8C8C8C" w:sz="4"/>
+              <w:bottom w:val="single" w:color="8C8C8C" w:sz="4"/>
+              <w:right w:val="single" w:color="8C8C8C" w:sz="4"/>
+            </w:tcBorders>
+            <w:tcMar>
+              <w:top w:type="dxa" w:w="50"/>
+              <w:left w:type="dxa" w:w="90"/>
+              <w:bottom w:type="dxa" w:w="50"/>
+              <w:right w:type="dxa" w:w="90"/>
+            </w:tcMar>
+          </w:tcPr>
+          <w:p>
+            <w:pPr>
+              <w:spacing w:after="20" w:line="250"/>
+              <w:jc w:val="left"/>
+            </w:pPr>
+            <w:r>
+              <w:rPr>
+                <w:sz w:val="18"/>
+                <w:szCs w:val="18"/>
+              </w:rPr>
+              <w:t xml:space="preserve">4.24</w:t>
             </w:r>
           </w:p>
         </w:tc>
       </w:tr>
       <w:tr>
-        <w:tc>
-          <w:tcPr>
-            <w:tcW w:type="dxa" w:w="1373"/>
+        <w:trPr>
+          <w:cantSplit/>
+        </w:trPr>
+        <w:tc>
+          <w:tcPr>
+            <w:tcW w:type="dxa" w:w="1149"/>
             <w:tcBorders>
               <w:top w:val="single" w:color="8C8C8C" w:sz="4"/>
               <w:left w:val="single" w:color="8C8C8C" w:sz="4"/>
@@ -5611,7 +5697,7 @@
         </w:tc>
         <w:tc>
           <w:tcPr>
-            <w:tcW w:type="dxa" w:w="739"/>
+            <w:tcW w:type="dxa" w:w="626"/>
             <w:tcBorders>
               <w:top w:val="single" w:color="8C8C8C" w:sz="4"/>
               <w:left w:val="single" w:color="8C8C8C" w:sz="4"/>
@@ -5641,195 +5727,192 @@
         </w:tc>
         <w:tc>
           <w:tcPr>
-            <w:tcW w:type="dxa" w:w="1056"/>
-            <w:tcBorders>
-              <w:top w:val="single" w:color="8C8C8C" w:sz="4"/>
-              <w:left w:val="single" w:color="8C8C8C" w:sz="4"/>
-              <w:bottom w:val="single" w:color="8C8C8C" w:sz="4"/>
-              <w:right w:val="single" w:color="8C8C8C" w:sz="4"/>
-            </w:tcBorders>
-            <w:tcMar>
-              <w:top w:type="dxa" w:w="50"/>
-              <w:left w:type="dxa" w:w="90"/>
-              <w:bottom w:type="dxa" w:w="50"/>
-              <w:right w:type="dxa" w:w="90"/>
-            </w:tcMar>
-          </w:tcPr>
-          <w:p>
-            <w:pPr>
-              <w:spacing w:after="20" w:line="250"/>
-              <w:jc w:val="left"/>
-            </w:pPr>
-            <w:r>
-              <w:rPr>
-                <w:sz w:val="18"/>
-                <w:szCs w:val="18"/>
-                <w:highlight w:val="yellow"/>
-              </w:rPr>
-              <w:t xml:space="preserve">[ ]</w:t>
-            </w:r>
-          </w:p>
-        </w:tc>
-        <w:tc>
-          <w:tcPr>
-            <w:tcW w:type="dxa" w:w="1373"/>
-            <w:tcBorders>
-              <w:top w:val="single" w:color="8C8C8C" w:sz="4"/>
-              <w:left w:val="single" w:color="8C8C8C" w:sz="4"/>
-              <w:bottom w:val="single" w:color="8C8C8C" w:sz="4"/>
-              <w:right w:val="single" w:color="8C8C8C" w:sz="4"/>
-            </w:tcBorders>
-            <w:tcMar>
-              <w:top w:type="dxa" w:w="50"/>
-              <w:left w:type="dxa" w:w="90"/>
-              <w:bottom w:type="dxa" w:w="50"/>
-              <w:right w:type="dxa" w:w="90"/>
-            </w:tcMar>
-          </w:tcPr>
-          <w:p>
-            <w:pPr>
-              <w:spacing w:after="20" w:line="250"/>
-              <w:jc w:val="left"/>
-            </w:pPr>
-            <w:r>
-              <w:rPr>
-                <w:sz w:val="18"/>
-                <w:szCs w:val="18"/>
-                <w:highlight w:val="yellow"/>
-              </w:rPr>
-              <w:t xml:space="preserve">[ ]</w:t>
-            </w:r>
-          </w:p>
-        </w:tc>
-        <w:tc>
-          <w:tcPr>
-            <w:tcW w:type="dxa" w:w="1373"/>
-            <w:tcBorders>
-              <w:top w:val="single" w:color="8C8C8C" w:sz="4"/>
-              <w:left w:val="single" w:color="8C8C8C" w:sz="4"/>
-              <w:bottom w:val="single" w:color="8C8C8C" w:sz="4"/>
-              <w:right w:val="single" w:color="8C8C8C" w:sz="4"/>
-            </w:tcBorders>
-            <w:tcMar>
-              <w:top w:type="dxa" w:w="50"/>
-              <w:left w:type="dxa" w:w="90"/>
-              <w:bottom w:type="dxa" w:w="50"/>
-              <w:right w:type="dxa" w:w="90"/>
-            </w:tcMar>
-          </w:tcPr>
-          <w:p>
-            <w:pPr>
-              <w:spacing w:after="20" w:line="250"/>
-              <w:jc w:val="left"/>
-            </w:pPr>
-            <w:r>
-              <w:rPr>
-                <w:sz w:val="18"/>
-                <w:szCs w:val="18"/>
-                <w:highlight w:val="yellow"/>
-              </w:rPr>
-              <w:t xml:space="preserve">[ ]</w:t>
-            </w:r>
-          </w:p>
-        </w:tc>
-        <w:tc>
-          <w:tcPr>
-            <w:tcW w:type="dxa" w:w="1373"/>
-            <w:tcBorders>
-              <w:top w:val="single" w:color="8C8C8C" w:sz="4"/>
-              <w:left w:val="single" w:color="8C8C8C" w:sz="4"/>
-              <w:bottom w:val="single" w:color="8C8C8C" w:sz="4"/>
-              <w:right w:val="single" w:color="8C8C8C" w:sz="4"/>
-            </w:tcBorders>
-            <w:tcMar>
-              <w:top w:type="dxa" w:w="50"/>
-              <w:left w:type="dxa" w:w="90"/>
-              <w:bottom w:type="dxa" w:w="50"/>
-              <w:right w:type="dxa" w:w="90"/>
-            </w:tcMar>
-          </w:tcPr>
-          <w:p>
-            <w:pPr>
-              <w:spacing w:after="20" w:line="250"/>
-              <w:jc w:val="left"/>
-            </w:pPr>
-            <w:r>
-              <w:rPr>
-                <w:sz w:val="18"/>
-                <w:szCs w:val="18"/>
-                <w:highlight w:val="yellow"/>
-              </w:rPr>
-              <w:t xml:space="preserve">[ ]</w:t>
-            </w:r>
-          </w:p>
-        </w:tc>
-        <w:tc>
-          <w:tcPr>
-            <w:tcW w:type="dxa" w:w="1056"/>
-            <w:tcBorders>
-              <w:top w:val="single" w:color="8C8C8C" w:sz="4"/>
-              <w:left w:val="single" w:color="8C8C8C" w:sz="4"/>
-              <w:bottom w:val="single" w:color="8C8C8C" w:sz="4"/>
-              <w:right w:val="single" w:color="8C8C8C" w:sz="4"/>
-            </w:tcBorders>
-            <w:tcMar>
-              <w:top w:type="dxa" w:w="50"/>
-              <w:left w:type="dxa" w:w="90"/>
-              <w:bottom w:type="dxa" w:w="50"/>
-              <w:right w:type="dxa" w:w="90"/>
-            </w:tcMar>
-          </w:tcPr>
-          <w:p>
-            <w:pPr>
-              <w:spacing w:after="20" w:line="250"/>
-              <w:jc w:val="left"/>
-            </w:pPr>
-            <w:r>
-              <w:rPr>
-                <w:sz w:val="18"/>
-                <w:szCs w:val="18"/>
-                <w:highlight w:val="yellow"/>
-              </w:rPr>
-              <w:t xml:space="preserve">[ ]</w:t>
-            </w:r>
-          </w:p>
-        </w:tc>
-        <w:tc>
-          <w:tcPr>
-            <w:tcW w:type="dxa" w:w="955"/>
-            <w:tcBorders>
-              <w:top w:val="single" w:color="8C8C8C" w:sz="4"/>
-              <w:left w:val="single" w:color="8C8C8C" w:sz="4"/>
-              <w:bottom w:val="single" w:color="8C8C8C" w:sz="4"/>
-              <w:right w:val="single" w:color="8C8C8C" w:sz="4"/>
-            </w:tcBorders>
-            <w:tcMar>
-              <w:top w:type="dxa" w:w="50"/>
-              <w:left w:type="dxa" w:w="90"/>
-              <w:bottom w:type="dxa" w:w="50"/>
-              <w:right w:type="dxa" w:w="90"/>
-            </w:tcMar>
-          </w:tcPr>
-          <w:p>
-            <w:pPr>
-              <w:spacing w:after="20" w:line="250"/>
-              <w:jc w:val="left"/>
-            </w:pPr>
-            <w:r>
-              <w:rPr>
-                <w:sz w:val="18"/>
-                <w:szCs w:val="18"/>
-                <w:highlight w:val="yellow"/>
-              </w:rPr>
-              <w:t xml:space="preserve">[ ]</w:t>
+            <w:tcW w:type="dxa" w:w="1149"/>
+            <w:tcBorders>
+              <w:top w:val="single" w:color="8C8C8C" w:sz="4"/>
+              <w:left w:val="single" w:color="8C8C8C" w:sz="4"/>
+              <w:bottom w:val="single" w:color="8C8C8C" w:sz="4"/>
+              <w:right w:val="single" w:color="8C8C8C" w:sz="4"/>
+            </w:tcBorders>
+            <w:tcMar>
+              <w:top w:type="dxa" w:w="50"/>
+              <w:left w:type="dxa" w:w="90"/>
+              <w:bottom w:type="dxa" w:w="50"/>
+              <w:right w:type="dxa" w:w="90"/>
+            </w:tcMar>
+          </w:tcPr>
+          <w:p>
+            <w:pPr>
+              <w:spacing w:after="20" w:line="250"/>
+              <w:jc w:val="left"/>
+            </w:pPr>
+            <w:r>
+              <w:rPr>
+                <w:sz w:val="18"/>
+                <w:szCs w:val="18"/>
+              </w:rPr>
+              <w:t xml:space="preserve">45.3</w:t>
+            </w:r>
+          </w:p>
+        </w:tc>
+        <w:tc>
+          <w:tcPr>
+            <w:tcW w:type="dxa" w:w="1253"/>
+            <w:tcBorders>
+              <w:top w:val="single" w:color="8C8C8C" w:sz="4"/>
+              <w:left w:val="single" w:color="8C8C8C" w:sz="4"/>
+              <w:bottom w:val="single" w:color="8C8C8C" w:sz="4"/>
+              <w:right w:val="single" w:color="8C8C8C" w:sz="4"/>
+            </w:tcBorders>
+            <w:tcMar>
+              <w:top w:type="dxa" w:w="50"/>
+              <w:left w:type="dxa" w:w="90"/>
+              <w:bottom w:type="dxa" w:w="50"/>
+              <w:right w:type="dxa" w:w="90"/>
+            </w:tcMar>
+          </w:tcPr>
+          <w:p>
+            <w:pPr>
+              <w:spacing w:after="20" w:line="250"/>
+              <w:jc w:val="left"/>
+            </w:pPr>
+            <w:r>
+              <w:rPr>
+                <w:sz w:val="18"/>
+                <w:szCs w:val="18"/>
+              </w:rPr>
+              <w:t xml:space="preserve">151 (15.1)</w:t>
+            </w:r>
+          </w:p>
+        </w:tc>
+        <w:tc>
+          <w:tcPr>
+            <w:tcW w:type="dxa" w:w="1671"/>
+            <w:tcBorders>
+              <w:top w:val="single" w:color="8C8C8C" w:sz="4"/>
+              <w:left w:val="single" w:color="8C8C8C" w:sz="4"/>
+              <w:bottom w:val="single" w:color="8C8C8C" w:sz="4"/>
+              <w:right w:val="single" w:color="8C8C8C" w:sz="4"/>
+            </w:tcBorders>
+            <w:tcMar>
+              <w:top w:type="dxa" w:w="50"/>
+              <w:left w:type="dxa" w:w="90"/>
+              <w:bottom w:type="dxa" w:w="50"/>
+              <w:right w:type="dxa" w:w="90"/>
+            </w:tcMar>
+          </w:tcPr>
+          <w:p>
+            <w:pPr>
+              <w:spacing w:after="20" w:line="250"/>
+              <w:jc w:val="left"/>
+            </w:pPr>
+            <w:r>
+              <w:rPr>
+                <w:sz w:val="18"/>
+                <w:szCs w:val="18"/>
+              </w:rPr>
+              <w:t xml:space="preserve">10.7 / 25.2</w:t>
+            </w:r>
+          </w:p>
+        </w:tc>
+        <w:tc>
+          <w:tcPr>
+            <w:tcW w:type="dxa" w:w="1671"/>
+            <w:tcBorders>
+              <w:top w:val="single" w:color="8C8C8C" w:sz="4"/>
+              <w:left w:val="single" w:color="8C8C8C" w:sz="4"/>
+              <w:bottom w:val="single" w:color="8C8C8C" w:sz="4"/>
+              <w:right w:val="single" w:color="8C8C8C" w:sz="4"/>
+            </w:tcBorders>
+            <w:tcMar>
+              <w:top w:type="dxa" w:w="50"/>
+              <w:left w:type="dxa" w:w="90"/>
+              <w:bottom w:type="dxa" w:w="50"/>
+              <w:right w:type="dxa" w:w="90"/>
+            </w:tcMar>
+          </w:tcPr>
+          <w:p>
+            <w:pPr>
+              <w:spacing w:after="20" w:line="250"/>
+              <w:jc w:val="left"/>
+            </w:pPr>
+            <w:r>
+              <w:rPr>
+                <w:sz w:val="18"/>
+                <w:szCs w:val="18"/>
+              </w:rPr>
+              <w:t xml:space="preserve">64.5 / 99.4</w:t>
+            </w:r>
+          </w:p>
+        </w:tc>
+        <w:tc>
+          <w:tcPr>
+            <w:tcW w:type="dxa" w:w="940"/>
+            <w:tcBorders>
+              <w:top w:val="single" w:color="8C8C8C" w:sz="4"/>
+              <w:left w:val="single" w:color="8C8C8C" w:sz="4"/>
+              <w:bottom w:val="single" w:color="8C8C8C" w:sz="4"/>
+              <w:right w:val="single" w:color="8C8C8C" w:sz="4"/>
+            </w:tcBorders>
+            <w:tcMar>
+              <w:top w:type="dxa" w:w="50"/>
+              <w:left w:type="dxa" w:w="90"/>
+              <w:bottom w:type="dxa" w:w="50"/>
+              <w:right w:type="dxa" w:w="90"/>
+            </w:tcMar>
+          </w:tcPr>
+          <w:p>
+            <w:pPr>
+              <w:spacing w:after="20" w:line="250"/>
+              <w:jc w:val="left"/>
+            </w:pPr>
+            <w:r>
+              <w:rPr>
+                <w:sz w:val="18"/>
+                <w:szCs w:val="18"/>
+              </w:rPr>
+              <w:t xml:space="preserve">100.0</w:t>
+            </w:r>
+          </w:p>
+        </w:tc>
+        <w:tc>
+          <w:tcPr>
+            <w:tcW w:type="dxa" w:w="839"/>
+            <w:tcBorders>
+              <w:top w:val="single" w:color="8C8C8C" w:sz="4"/>
+              <w:left w:val="single" w:color="8C8C8C" w:sz="4"/>
+              <w:bottom w:val="single" w:color="8C8C8C" w:sz="4"/>
+              <w:right w:val="single" w:color="8C8C8C" w:sz="4"/>
+            </w:tcBorders>
+            <w:tcMar>
+              <w:top w:type="dxa" w:w="50"/>
+              <w:left w:type="dxa" w:w="90"/>
+              <w:bottom w:type="dxa" w:w="50"/>
+              <w:right w:type="dxa" w:w="90"/>
+            </w:tcMar>
+          </w:tcPr>
+          <w:p>
+            <w:pPr>
+              <w:spacing w:after="20" w:line="250"/>
+              <w:jc w:val="left"/>
+            </w:pPr>
+            <w:r>
+              <w:rPr>
+                <w:sz w:val="18"/>
+                <w:szCs w:val="18"/>
+              </w:rPr>
+              <w:t xml:space="preserve">4.47</w:t>
             </w:r>
           </w:p>
         </w:tc>
       </w:tr>
       <w:tr>
-        <w:tc>
-          <w:tcPr>
-            <w:tcW w:type="dxa" w:w="1373"/>
+        <w:trPr>
+          <w:cantSplit/>
+        </w:trPr>
+        <w:tc>
+          <w:tcPr>
+            <w:tcW w:type="dxa" w:w="1149"/>
             <w:tcBorders>
               <w:top w:val="single" w:color="8C8C8C" w:sz="4"/>
               <w:left w:val="single" w:color="8C8C8C" w:sz="4"/>
@@ -5859,7 +5942,7 @@
         </w:tc>
         <w:tc>
           <w:tcPr>
-            <w:tcW w:type="dxa" w:w="739"/>
+            <w:tcW w:type="dxa" w:w="626"/>
             <w:tcBorders>
               <w:top w:val="single" w:color="8C8C8C" w:sz="4"/>
               <w:left w:val="single" w:color="8C8C8C" w:sz="4"/>
@@ -5889,195 +5972,192 @@
         </w:tc>
         <w:tc>
           <w:tcPr>
-            <w:tcW w:type="dxa" w:w="1056"/>
-            <w:tcBorders>
-              <w:top w:val="single" w:color="8C8C8C" w:sz="4"/>
-              <w:left w:val="single" w:color="8C8C8C" w:sz="4"/>
-              <w:bottom w:val="single" w:color="8C8C8C" w:sz="4"/>
-              <w:right w:val="single" w:color="8C8C8C" w:sz="4"/>
-            </w:tcBorders>
-            <w:tcMar>
-              <w:top w:type="dxa" w:w="50"/>
-              <w:left w:type="dxa" w:w="90"/>
-              <w:bottom w:type="dxa" w:w="50"/>
-              <w:right w:type="dxa" w:w="90"/>
-            </w:tcMar>
-          </w:tcPr>
-          <w:p>
-            <w:pPr>
-              <w:spacing w:after="20" w:line="250"/>
-              <w:jc w:val="left"/>
-            </w:pPr>
-            <w:r>
-              <w:rPr>
-                <w:sz w:val="18"/>
-                <w:szCs w:val="18"/>
-                <w:highlight w:val="yellow"/>
-              </w:rPr>
-              <w:t xml:space="preserve">[ ]</w:t>
-            </w:r>
-          </w:p>
-        </w:tc>
-        <w:tc>
-          <w:tcPr>
-            <w:tcW w:type="dxa" w:w="1373"/>
-            <w:tcBorders>
-              <w:top w:val="single" w:color="8C8C8C" w:sz="4"/>
-              <w:left w:val="single" w:color="8C8C8C" w:sz="4"/>
-              <w:bottom w:val="single" w:color="8C8C8C" w:sz="4"/>
-              <w:right w:val="single" w:color="8C8C8C" w:sz="4"/>
-            </w:tcBorders>
-            <w:tcMar>
-              <w:top w:type="dxa" w:w="50"/>
-              <w:left w:type="dxa" w:w="90"/>
-              <w:bottom w:type="dxa" w:w="50"/>
-              <w:right w:type="dxa" w:w="90"/>
-            </w:tcMar>
-          </w:tcPr>
-          <w:p>
-            <w:pPr>
-              <w:spacing w:after="20" w:line="250"/>
-              <w:jc w:val="left"/>
-            </w:pPr>
-            <w:r>
-              <w:rPr>
-                <w:sz w:val="18"/>
-                <w:szCs w:val="18"/>
-                <w:highlight w:val="yellow"/>
-              </w:rPr>
-              <w:t xml:space="preserve">[ ]</w:t>
-            </w:r>
-          </w:p>
-        </w:tc>
-        <w:tc>
-          <w:tcPr>
-            <w:tcW w:type="dxa" w:w="1373"/>
-            <w:tcBorders>
-              <w:top w:val="single" w:color="8C8C8C" w:sz="4"/>
-              <w:left w:val="single" w:color="8C8C8C" w:sz="4"/>
-              <w:bottom w:val="single" w:color="8C8C8C" w:sz="4"/>
-              <w:right w:val="single" w:color="8C8C8C" w:sz="4"/>
-            </w:tcBorders>
-            <w:tcMar>
-              <w:top w:type="dxa" w:w="50"/>
-              <w:left w:type="dxa" w:w="90"/>
-              <w:bottom w:type="dxa" w:w="50"/>
-              <w:right w:type="dxa" w:w="90"/>
-            </w:tcMar>
-          </w:tcPr>
-          <w:p>
-            <w:pPr>
-              <w:spacing w:after="20" w:line="250"/>
-              <w:jc w:val="left"/>
-            </w:pPr>
-            <w:r>
-              <w:rPr>
-                <w:sz w:val="18"/>
-                <w:szCs w:val="18"/>
-                <w:highlight w:val="yellow"/>
-              </w:rPr>
-              <w:t xml:space="preserve">[ ]</w:t>
-            </w:r>
-          </w:p>
-        </w:tc>
-        <w:tc>
-          <w:tcPr>
-            <w:tcW w:type="dxa" w:w="1373"/>
-            <w:tcBorders>
-              <w:top w:val="single" w:color="8C8C8C" w:sz="4"/>
-              <w:left w:val="single" w:color="8C8C8C" w:sz="4"/>
-              <w:bottom w:val="single" w:color="8C8C8C" w:sz="4"/>
-              <w:right w:val="single" w:color="8C8C8C" w:sz="4"/>
-            </w:tcBorders>
-            <w:tcMar>
-              <w:top w:type="dxa" w:w="50"/>
-              <w:left w:type="dxa" w:w="90"/>
-              <w:bottom w:type="dxa" w:w="50"/>
-              <w:right w:type="dxa" w:w="90"/>
-            </w:tcMar>
-          </w:tcPr>
-          <w:p>
-            <w:pPr>
-              <w:spacing w:after="20" w:line="250"/>
-              <w:jc w:val="left"/>
-            </w:pPr>
-            <w:r>
-              <w:rPr>
-                <w:sz w:val="18"/>
-                <w:szCs w:val="18"/>
-                <w:highlight w:val="yellow"/>
-              </w:rPr>
-              <w:t xml:space="preserve">[ ]</w:t>
-            </w:r>
-          </w:p>
-        </w:tc>
-        <w:tc>
-          <w:tcPr>
-            <w:tcW w:type="dxa" w:w="1056"/>
-            <w:tcBorders>
-              <w:top w:val="single" w:color="8C8C8C" w:sz="4"/>
-              <w:left w:val="single" w:color="8C8C8C" w:sz="4"/>
-              <w:bottom w:val="single" w:color="8C8C8C" w:sz="4"/>
-              <w:right w:val="single" w:color="8C8C8C" w:sz="4"/>
-            </w:tcBorders>
-            <w:tcMar>
-              <w:top w:type="dxa" w:w="50"/>
-              <w:left w:type="dxa" w:w="90"/>
-              <w:bottom w:type="dxa" w:w="50"/>
-              <w:right w:type="dxa" w:w="90"/>
-            </w:tcMar>
-          </w:tcPr>
-          <w:p>
-            <w:pPr>
-              <w:spacing w:after="20" w:line="250"/>
-              <w:jc w:val="left"/>
-            </w:pPr>
-            <w:r>
-              <w:rPr>
-                <w:sz w:val="18"/>
-                <w:szCs w:val="18"/>
-                <w:highlight w:val="yellow"/>
-              </w:rPr>
-              <w:t xml:space="preserve">[ ]</w:t>
-            </w:r>
-          </w:p>
-        </w:tc>
-        <w:tc>
-          <w:tcPr>
-            <w:tcW w:type="dxa" w:w="955"/>
-            <w:tcBorders>
-              <w:top w:val="single" w:color="8C8C8C" w:sz="4"/>
-              <w:left w:val="single" w:color="8C8C8C" w:sz="4"/>
-              <w:bottom w:val="single" w:color="8C8C8C" w:sz="4"/>
-              <w:right w:val="single" w:color="8C8C8C" w:sz="4"/>
-            </w:tcBorders>
-            <w:tcMar>
-              <w:top w:type="dxa" w:w="50"/>
-              <w:left w:type="dxa" w:w="90"/>
-              <w:bottom w:type="dxa" w:w="50"/>
-              <w:right w:type="dxa" w:w="90"/>
-            </w:tcMar>
-          </w:tcPr>
-          <w:p>
-            <w:pPr>
-              <w:spacing w:after="20" w:line="250"/>
-              <w:jc w:val="left"/>
-            </w:pPr>
-            <w:r>
-              <w:rPr>
-                <w:sz w:val="18"/>
-                <w:szCs w:val="18"/>
-                <w:highlight w:val="yellow"/>
-              </w:rPr>
-              <w:t xml:space="preserve">[ ]</w:t>
+            <w:tcW w:type="dxa" w:w="1149"/>
+            <w:tcBorders>
+              <w:top w:val="single" w:color="8C8C8C" w:sz="4"/>
+              <w:left w:val="single" w:color="8C8C8C" w:sz="4"/>
+              <w:bottom w:val="single" w:color="8C8C8C" w:sz="4"/>
+              <w:right w:val="single" w:color="8C8C8C" w:sz="4"/>
+            </w:tcBorders>
+            <w:tcMar>
+              <w:top w:type="dxa" w:w="50"/>
+              <w:left w:type="dxa" w:w="90"/>
+              <w:bottom w:type="dxa" w:w="50"/>
+              <w:right w:type="dxa" w:w="90"/>
+            </w:tcMar>
+          </w:tcPr>
+          <w:p>
+            <w:pPr>
+              <w:spacing w:after="20" w:line="250"/>
+              <w:jc w:val="left"/>
+            </w:pPr>
+            <w:r>
+              <w:rPr>
+                <w:sz w:val="18"/>
+                <w:szCs w:val="18"/>
+              </w:rPr>
+              <w:t xml:space="preserve">44.2</w:t>
+            </w:r>
+          </w:p>
+        </w:tc>
+        <w:tc>
+          <w:tcPr>
+            <w:tcW w:type="dxa" w:w="1253"/>
+            <w:tcBorders>
+              <w:top w:val="single" w:color="8C8C8C" w:sz="4"/>
+              <w:left w:val="single" w:color="8C8C8C" w:sz="4"/>
+              <w:bottom w:val="single" w:color="8C8C8C" w:sz="4"/>
+              <w:right w:val="single" w:color="8C8C8C" w:sz="4"/>
+            </w:tcBorders>
+            <w:tcMar>
+              <w:top w:type="dxa" w:w="50"/>
+              <w:left w:type="dxa" w:w="90"/>
+              <w:bottom w:type="dxa" w:w="50"/>
+              <w:right w:type="dxa" w:w="90"/>
+            </w:tcMar>
+          </w:tcPr>
+          <w:p>
+            <w:pPr>
+              <w:spacing w:after="20" w:line="250"/>
+              <w:jc w:val="left"/>
+            </w:pPr>
+            <w:r>
+              <w:rPr>
+                <w:sz w:val="18"/>
+                <w:szCs w:val="18"/>
+              </w:rPr>
+              <w:t xml:space="preserve">149 (14.9)</w:t>
+            </w:r>
+          </w:p>
+        </w:tc>
+        <w:tc>
+          <w:tcPr>
+            <w:tcW w:type="dxa" w:w="1671"/>
+            <w:tcBorders>
+              <w:top w:val="single" w:color="8C8C8C" w:sz="4"/>
+              <w:left w:val="single" w:color="8C8C8C" w:sz="4"/>
+              <w:bottom w:val="single" w:color="8C8C8C" w:sz="4"/>
+              <w:right w:val="single" w:color="8C8C8C" w:sz="4"/>
+            </w:tcBorders>
+            <w:tcMar>
+              <w:top w:type="dxa" w:w="50"/>
+              <w:left w:type="dxa" w:w="90"/>
+              <w:bottom w:type="dxa" w:w="50"/>
+              <w:right w:type="dxa" w:w="90"/>
+            </w:tcMar>
+          </w:tcPr>
+          <w:p>
+            <w:pPr>
+              <w:spacing w:after="20" w:line="250"/>
+              <w:jc w:val="left"/>
+            </w:pPr>
+            <w:r>
+              <w:rPr>
+                <w:sz w:val="18"/>
+                <w:szCs w:val="18"/>
+              </w:rPr>
+              <w:t xml:space="preserve">12.0 / 33.0</w:t>
+            </w:r>
+          </w:p>
+        </w:tc>
+        <w:tc>
+          <w:tcPr>
+            <w:tcW w:type="dxa" w:w="1671"/>
+            <w:tcBorders>
+              <w:top w:val="single" w:color="8C8C8C" w:sz="4"/>
+              <w:left w:val="single" w:color="8C8C8C" w:sz="4"/>
+              <w:bottom w:val="single" w:color="8C8C8C" w:sz="4"/>
+              <w:right w:val="single" w:color="8C8C8C" w:sz="4"/>
+            </w:tcBorders>
+            <w:tcMar>
+              <w:top w:type="dxa" w:w="50"/>
+              <w:left w:type="dxa" w:w="90"/>
+              <w:bottom w:type="dxa" w:w="50"/>
+              <w:right w:type="dxa" w:w="90"/>
+            </w:tcMar>
+          </w:tcPr>
+          <w:p>
+            <w:pPr>
+              <w:spacing w:after="20" w:line="250"/>
+              <w:jc w:val="left"/>
+            </w:pPr>
+            <w:r>
+              <w:rPr>
+                <w:sz w:val="18"/>
+                <w:szCs w:val="18"/>
+              </w:rPr>
+              <w:t xml:space="preserve">65.6 / 95.1</w:t>
+            </w:r>
+          </w:p>
+        </w:tc>
+        <w:tc>
+          <w:tcPr>
+            <w:tcW w:type="dxa" w:w="940"/>
+            <w:tcBorders>
+              <w:top w:val="single" w:color="8C8C8C" w:sz="4"/>
+              <w:left w:val="single" w:color="8C8C8C" w:sz="4"/>
+              <w:bottom w:val="single" w:color="8C8C8C" w:sz="4"/>
+              <w:right w:val="single" w:color="8C8C8C" w:sz="4"/>
+            </w:tcBorders>
+            <w:tcMar>
+              <w:top w:type="dxa" w:w="50"/>
+              <w:left w:type="dxa" w:w="90"/>
+              <w:bottom w:type="dxa" w:w="50"/>
+              <w:right w:type="dxa" w:w="90"/>
+            </w:tcMar>
+          </w:tcPr>
+          <w:p>
+            <w:pPr>
+              <w:spacing w:after="20" w:line="250"/>
+              <w:jc w:val="left"/>
+            </w:pPr>
+            <w:r>
+              <w:rPr>
+                <w:sz w:val="18"/>
+                <w:szCs w:val="18"/>
+              </w:rPr>
+              <w:t xml:space="preserve">100.0</w:t>
+            </w:r>
+          </w:p>
+        </w:tc>
+        <w:tc>
+          <w:tcPr>
+            <w:tcW w:type="dxa" w:w="839"/>
+            <w:tcBorders>
+              <w:top w:val="single" w:color="8C8C8C" w:sz="4"/>
+              <w:left w:val="single" w:color="8C8C8C" w:sz="4"/>
+              <w:bottom w:val="single" w:color="8C8C8C" w:sz="4"/>
+              <w:right w:val="single" w:color="8C8C8C" w:sz="4"/>
+            </w:tcBorders>
+            <w:tcMar>
+              <w:top w:type="dxa" w:w="50"/>
+              <w:left w:type="dxa" w:w="90"/>
+              <w:bottom w:type="dxa" w:w="50"/>
+              <w:right w:type="dxa" w:w="90"/>
+            </w:tcMar>
+          </w:tcPr>
+          <w:p>
+            <w:pPr>
+              <w:spacing w:after="20" w:line="250"/>
+              <w:jc w:val="left"/>
+            </w:pPr>
+            <w:r>
+              <w:rPr>
+                <w:sz w:val="18"/>
+                <w:szCs w:val="18"/>
+              </w:rPr>
+              <w:t xml:space="preserve">4.35</w:t>
             </w:r>
           </w:p>
         </w:tc>
       </w:tr>
       <w:tr>
-        <w:tc>
-          <w:tcPr>
-            <w:tcW w:type="dxa" w:w="1373"/>
+        <w:trPr>
+          <w:cantSplit/>
+        </w:trPr>
+        <w:tc>
+          <w:tcPr>
+            <w:tcW w:type="dxa" w:w="1149"/>
             <w:tcBorders>
               <w:top w:val="single" w:color="8C8C8C" w:sz="4"/>
               <w:left w:val="single" w:color="8C8C8C" w:sz="4"/>
@@ -6107,7 +6187,7 @@
         </w:tc>
         <w:tc>
           <w:tcPr>
-            <w:tcW w:type="dxa" w:w="739"/>
+            <w:tcW w:type="dxa" w:w="626"/>
             <w:tcBorders>
               <w:top w:val="single" w:color="8C8C8C" w:sz="4"/>
               <w:left w:val="single" w:color="8C8C8C" w:sz="4"/>
@@ -6137,195 +6217,192 @@
         </w:tc>
         <w:tc>
           <w:tcPr>
-            <w:tcW w:type="dxa" w:w="1056"/>
-            <w:tcBorders>
-              <w:top w:val="single" w:color="8C8C8C" w:sz="4"/>
-              <w:left w:val="single" w:color="8C8C8C" w:sz="4"/>
-              <w:bottom w:val="single" w:color="8C8C8C" w:sz="4"/>
-              <w:right w:val="single" w:color="8C8C8C" w:sz="4"/>
-            </w:tcBorders>
-            <w:tcMar>
-              <w:top w:type="dxa" w:w="50"/>
-              <w:left w:type="dxa" w:w="90"/>
-              <w:bottom w:type="dxa" w:w="50"/>
-              <w:right w:type="dxa" w:w="90"/>
-            </w:tcMar>
-          </w:tcPr>
-          <w:p>
-            <w:pPr>
-              <w:spacing w:after="20" w:line="250"/>
-              <w:jc w:val="left"/>
-            </w:pPr>
-            <w:r>
-              <w:rPr>
-                <w:sz w:val="18"/>
-                <w:szCs w:val="18"/>
-                <w:highlight w:val="yellow"/>
-              </w:rPr>
-              <w:t xml:space="preserve">[ ]</w:t>
-            </w:r>
-          </w:p>
-        </w:tc>
-        <w:tc>
-          <w:tcPr>
-            <w:tcW w:type="dxa" w:w="1373"/>
-            <w:tcBorders>
-              <w:top w:val="single" w:color="8C8C8C" w:sz="4"/>
-              <w:left w:val="single" w:color="8C8C8C" w:sz="4"/>
-              <w:bottom w:val="single" w:color="8C8C8C" w:sz="4"/>
-              <w:right w:val="single" w:color="8C8C8C" w:sz="4"/>
-            </w:tcBorders>
-            <w:tcMar>
-              <w:top w:type="dxa" w:w="50"/>
-              <w:left w:type="dxa" w:w="90"/>
-              <w:bottom w:type="dxa" w:w="50"/>
-              <w:right w:type="dxa" w:w="90"/>
-            </w:tcMar>
-          </w:tcPr>
-          <w:p>
-            <w:pPr>
-              <w:spacing w:after="20" w:line="250"/>
-              <w:jc w:val="left"/>
-            </w:pPr>
-            <w:r>
-              <w:rPr>
-                <w:sz w:val="18"/>
-                <w:szCs w:val="18"/>
-                <w:highlight w:val="yellow"/>
-              </w:rPr>
-              <w:t xml:space="preserve">[ ]</w:t>
-            </w:r>
-          </w:p>
-        </w:tc>
-        <w:tc>
-          <w:tcPr>
-            <w:tcW w:type="dxa" w:w="1373"/>
-            <w:tcBorders>
-              <w:top w:val="single" w:color="8C8C8C" w:sz="4"/>
-              <w:left w:val="single" w:color="8C8C8C" w:sz="4"/>
-              <w:bottom w:val="single" w:color="8C8C8C" w:sz="4"/>
-              <w:right w:val="single" w:color="8C8C8C" w:sz="4"/>
-            </w:tcBorders>
-            <w:tcMar>
-              <w:top w:type="dxa" w:w="50"/>
-              <w:left w:type="dxa" w:w="90"/>
-              <w:bottom w:type="dxa" w:w="50"/>
-              <w:right w:type="dxa" w:w="90"/>
-            </w:tcMar>
-          </w:tcPr>
-          <w:p>
-            <w:pPr>
-              <w:spacing w:after="20" w:line="250"/>
-              <w:jc w:val="left"/>
-            </w:pPr>
-            <w:r>
-              <w:rPr>
-                <w:sz w:val="18"/>
-                <w:szCs w:val="18"/>
-                <w:highlight w:val="yellow"/>
-              </w:rPr>
-              <w:t xml:space="preserve">[ ]</w:t>
-            </w:r>
-          </w:p>
-        </w:tc>
-        <w:tc>
-          <w:tcPr>
-            <w:tcW w:type="dxa" w:w="1373"/>
-            <w:tcBorders>
-              <w:top w:val="single" w:color="8C8C8C" w:sz="4"/>
-              <w:left w:val="single" w:color="8C8C8C" w:sz="4"/>
-              <w:bottom w:val="single" w:color="8C8C8C" w:sz="4"/>
-              <w:right w:val="single" w:color="8C8C8C" w:sz="4"/>
-            </w:tcBorders>
-            <w:tcMar>
-              <w:top w:type="dxa" w:w="50"/>
-              <w:left w:type="dxa" w:w="90"/>
-              <w:bottom w:type="dxa" w:w="50"/>
-              <w:right w:type="dxa" w:w="90"/>
-            </w:tcMar>
-          </w:tcPr>
-          <w:p>
-            <w:pPr>
-              <w:spacing w:after="20" w:line="250"/>
-              <w:jc w:val="left"/>
-            </w:pPr>
-            <w:r>
-              <w:rPr>
-                <w:sz w:val="18"/>
-                <w:szCs w:val="18"/>
-                <w:highlight w:val="yellow"/>
-              </w:rPr>
-              <w:t xml:space="preserve">[ ]</w:t>
-            </w:r>
-          </w:p>
-        </w:tc>
-        <w:tc>
-          <w:tcPr>
-            <w:tcW w:type="dxa" w:w="1056"/>
-            <w:tcBorders>
-              <w:top w:val="single" w:color="8C8C8C" w:sz="4"/>
-              <w:left w:val="single" w:color="8C8C8C" w:sz="4"/>
-              <w:bottom w:val="single" w:color="8C8C8C" w:sz="4"/>
-              <w:right w:val="single" w:color="8C8C8C" w:sz="4"/>
-            </w:tcBorders>
-            <w:tcMar>
-              <w:top w:type="dxa" w:w="50"/>
-              <w:left w:type="dxa" w:w="90"/>
-              <w:bottom w:type="dxa" w:w="50"/>
-              <w:right w:type="dxa" w:w="90"/>
-            </w:tcMar>
-          </w:tcPr>
-          <w:p>
-            <w:pPr>
-              <w:spacing w:after="20" w:line="250"/>
-              <w:jc w:val="left"/>
-            </w:pPr>
-            <w:r>
-              <w:rPr>
-                <w:sz w:val="18"/>
-                <w:szCs w:val="18"/>
-                <w:highlight w:val="yellow"/>
-              </w:rPr>
-              <w:t xml:space="preserve">[ ]</w:t>
-            </w:r>
-          </w:p>
-        </w:tc>
-        <w:tc>
-          <w:tcPr>
-            <w:tcW w:type="dxa" w:w="955"/>
-            <w:tcBorders>
-              <w:top w:val="single" w:color="8C8C8C" w:sz="4"/>
-              <w:left w:val="single" w:color="8C8C8C" w:sz="4"/>
-              <w:bottom w:val="single" w:color="8C8C8C" w:sz="4"/>
-              <w:right w:val="single" w:color="8C8C8C" w:sz="4"/>
-            </w:tcBorders>
-            <w:tcMar>
-              <w:top w:type="dxa" w:w="50"/>
-              <w:left w:type="dxa" w:w="90"/>
-              <w:bottom w:type="dxa" w:w="50"/>
-              <w:right w:type="dxa" w:w="90"/>
-            </w:tcMar>
-          </w:tcPr>
-          <w:p>
-            <w:pPr>
-              <w:spacing w:after="20" w:line="250"/>
-              <w:jc w:val="left"/>
-            </w:pPr>
-            <w:r>
-              <w:rPr>
-                <w:sz w:val="18"/>
-                <w:szCs w:val="18"/>
-                <w:highlight w:val="yellow"/>
-              </w:rPr>
-              <w:t xml:space="preserve">[ ]</w:t>
+            <w:tcW w:type="dxa" w:w="1149"/>
+            <w:tcBorders>
+              <w:top w:val="single" w:color="8C8C8C" w:sz="4"/>
+              <w:left w:val="single" w:color="8C8C8C" w:sz="4"/>
+              <w:bottom w:val="single" w:color="8C8C8C" w:sz="4"/>
+              <w:right w:val="single" w:color="8C8C8C" w:sz="4"/>
+            </w:tcBorders>
+            <w:tcMar>
+              <w:top w:type="dxa" w:w="50"/>
+              <w:left w:type="dxa" w:w="90"/>
+              <w:bottom w:type="dxa" w:w="50"/>
+              <w:right w:type="dxa" w:w="90"/>
+            </w:tcMar>
+          </w:tcPr>
+          <w:p>
+            <w:pPr>
+              <w:spacing w:after="20" w:line="250"/>
+              <w:jc w:val="left"/>
+            </w:pPr>
+            <w:r>
+              <w:rPr>
+                <w:sz w:val="18"/>
+                <w:szCs w:val="18"/>
+              </w:rPr>
+              <w:t xml:space="preserve">74.2</w:t>
+            </w:r>
+          </w:p>
+        </w:tc>
+        <w:tc>
+          <w:tcPr>
+            <w:tcW w:type="dxa" w:w="1253"/>
+            <w:tcBorders>
+              <w:top w:val="single" w:color="8C8C8C" w:sz="4"/>
+              <w:left w:val="single" w:color="8C8C8C" w:sz="4"/>
+              <w:bottom w:val="single" w:color="8C8C8C" w:sz="4"/>
+              <w:right w:val="single" w:color="8C8C8C" w:sz="4"/>
+            </w:tcBorders>
+            <w:tcMar>
+              <w:top w:type="dxa" w:w="50"/>
+              <w:left w:type="dxa" w:w="90"/>
+              <w:bottom w:type="dxa" w:w="50"/>
+              <w:right w:type="dxa" w:w="90"/>
+            </w:tcMar>
+          </w:tcPr>
+          <w:p>
+            <w:pPr>
+              <w:spacing w:after="20" w:line="250"/>
+              <w:jc w:val="left"/>
+            </w:pPr>
+            <w:r>
+              <w:rPr>
+                <w:sz w:val="18"/>
+                <w:szCs w:val="18"/>
+              </w:rPr>
+              <w:t xml:space="preserve">150 (15.0)</w:t>
+            </w:r>
+          </w:p>
+        </w:tc>
+        <w:tc>
+          <w:tcPr>
+            <w:tcW w:type="dxa" w:w="1671"/>
+            <w:tcBorders>
+              <w:top w:val="single" w:color="8C8C8C" w:sz="4"/>
+              <w:left w:val="single" w:color="8C8C8C" w:sz="4"/>
+              <w:bottom w:val="single" w:color="8C8C8C" w:sz="4"/>
+              <w:right w:val="single" w:color="8C8C8C" w:sz="4"/>
+            </w:tcBorders>
+            <w:tcMar>
+              <w:top w:type="dxa" w:w="50"/>
+              <w:left w:type="dxa" w:w="90"/>
+              <w:bottom w:type="dxa" w:w="50"/>
+              <w:right w:type="dxa" w:w="90"/>
+            </w:tcMar>
+          </w:tcPr>
+          <w:p>
+            <w:pPr>
+              <w:spacing w:after="20" w:line="250"/>
+              <w:jc w:val="left"/>
+            </w:pPr>
+            <w:r>
+              <w:rPr>
+                <w:sz w:val="18"/>
+                <w:szCs w:val="18"/>
+              </w:rPr>
+              <w:t xml:space="preserve">10.7 / 22.9</w:t>
+            </w:r>
+          </w:p>
+        </w:tc>
+        <w:tc>
+          <w:tcPr>
+            <w:tcW w:type="dxa" w:w="1671"/>
+            <w:tcBorders>
+              <w:top w:val="single" w:color="8C8C8C" w:sz="4"/>
+              <w:left w:val="single" w:color="8C8C8C" w:sz="4"/>
+              <w:bottom w:val="single" w:color="8C8C8C" w:sz="4"/>
+              <w:right w:val="single" w:color="8C8C8C" w:sz="4"/>
+            </w:tcBorders>
+            <w:tcMar>
+              <w:top w:type="dxa" w:w="50"/>
+              <w:left w:type="dxa" w:w="90"/>
+              <w:bottom w:type="dxa" w:w="50"/>
+              <w:right w:type="dxa" w:w="90"/>
+            </w:tcMar>
+          </w:tcPr>
+          <w:p>
+            <w:pPr>
+              <w:spacing w:after="20" w:line="250"/>
+              <w:jc w:val="left"/>
+            </w:pPr>
+            <w:r>
+              <w:rPr>
+                <w:sz w:val="18"/>
+                <w:szCs w:val="18"/>
+              </w:rPr>
+              <w:t xml:space="preserve">65.5 / 97.9</w:t>
+            </w:r>
+          </w:p>
+        </w:tc>
+        <w:tc>
+          <w:tcPr>
+            <w:tcW w:type="dxa" w:w="940"/>
+            <w:tcBorders>
+              <w:top w:val="single" w:color="8C8C8C" w:sz="4"/>
+              <w:left w:val="single" w:color="8C8C8C" w:sz="4"/>
+              <w:bottom w:val="single" w:color="8C8C8C" w:sz="4"/>
+              <w:right w:val="single" w:color="8C8C8C" w:sz="4"/>
+            </w:tcBorders>
+            <w:tcMar>
+              <w:top w:type="dxa" w:w="50"/>
+              <w:left w:type="dxa" w:w="90"/>
+              <w:bottom w:type="dxa" w:w="50"/>
+              <w:right w:type="dxa" w:w="90"/>
+            </w:tcMar>
+          </w:tcPr>
+          <w:p>
+            <w:pPr>
+              <w:spacing w:after="20" w:line="250"/>
+              <w:jc w:val="left"/>
+            </w:pPr>
+            <w:r>
+              <w:rPr>
+                <w:sz w:val="18"/>
+                <w:szCs w:val="18"/>
+              </w:rPr>
+              <w:t xml:space="preserve">100.0</w:t>
+            </w:r>
+          </w:p>
+        </w:tc>
+        <w:tc>
+          <w:tcPr>
+            <w:tcW w:type="dxa" w:w="839"/>
+            <w:tcBorders>
+              <w:top w:val="single" w:color="8C8C8C" w:sz="4"/>
+              <w:left w:val="single" w:color="8C8C8C" w:sz="4"/>
+              <w:bottom w:val="single" w:color="8C8C8C" w:sz="4"/>
+              <w:right w:val="single" w:color="8C8C8C" w:sz="4"/>
+            </w:tcBorders>
+            <w:tcMar>
+              <w:top w:type="dxa" w:w="50"/>
+              <w:left w:type="dxa" w:w="90"/>
+              <w:bottom w:type="dxa" w:w="50"/>
+              <w:right w:type="dxa" w:w="90"/>
+            </w:tcMar>
+          </w:tcPr>
+          <w:p>
+            <w:pPr>
+              <w:spacing w:after="20" w:line="250"/>
+              <w:jc w:val="left"/>
+            </w:pPr>
+            <w:r>
+              <w:rPr>
+                <w:sz w:val="18"/>
+                <w:szCs w:val="18"/>
+              </w:rPr>
+              <w:t xml:space="preserve">4.47</w:t>
             </w:r>
           </w:p>
         </w:tc>
       </w:tr>
       <w:tr>
-        <w:tc>
-          <w:tcPr>
-            <w:tcW w:type="dxa" w:w="1373"/>
+        <w:trPr>
+          <w:cantSplit/>
+        </w:trPr>
+        <w:tc>
+          <w:tcPr>
+            <w:tcW w:type="dxa" w:w="1149"/>
             <w:tcBorders>
               <w:top w:val="single" w:color="8C8C8C" w:sz="4"/>
               <w:left w:val="single" w:color="8C8C8C" w:sz="4"/>
@@ -6355,7 +6432,7 @@
         </w:tc>
         <w:tc>
           <w:tcPr>
-            <w:tcW w:type="dxa" w:w="739"/>
+            <w:tcW w:type="dxa" w:w="626"/>
             <w:tcBorders>
               <w:top w:val="single" w:color="8C8C8C" w:sz="4"/>
               <w:left w:val="single" w:color="8C8C8C" w:sz="4"/>
@@ -6385,187 +6462,181 @@
         </w:tc>
         <w:tc>
           <w:tcPr>
-            <w:tcW w:type="dxa" w:w="1056"/>
-            <w:tcBorders>
-              <w:top w:val="single" w:color="8C8C8C" w:sz="4"/>
-              <w:left w:val="single" w:color="8C8C8C" w:sz="4"/>
-              <w:bottom w:val="single" w:color="8C8C8C" w:sz="4"/>
-              <w:right w:val="single" w:color="8C8C8C" w:sz="4"/>
-            </w:tcBorders>
-            <w:tcMar>
-              <w:top w:type="dxa" w:w="50"/>
-              <w:left w:type="dxa" w:w="90"/>
-              <w:bottom w:type="dxa" w:w="50"/>
-              <w:right w:type="dxa" w:w="90"/>
-            </w:tcMar>
-          </w:tcPr>
-          <w:p>
-            <w:pPr>
-              <w:spacing w:after="20" w:line="250"/>
-              <w:jc w:val="left"/>
-            </w:pPr>
-            <w:r>
-              <w:rPr>
-                <w:sz w:val="18"/>
-                <w:szCs w:val="18"/>
-                <w:highlight w:val="yellow"/>
-              </w:rPr>
-              <w:t xml:space="preserve">[ ]</w:t>
-            </w:r>
-          </w:p>
-        </w:tc>
-        <w:tc>
-          <w:tcPr>
-            <w:tcW w:type="dxa" w:w="1373"/>
-            <w:tcBorders>
-              <w:top w:val="single" w:color="8C8C8C" w:sz="4"/>
-              <w:left w:val="single" w:color="8C8C8C" w:sz="4"/>
-              <w:bottom w:val="single" w:color="8C8C8C" w:sz="4"/>
-              <w:right w:val="single" w:color="8C8C8C" w:sz="4"/>
-            </w:tcBorders>
-            <w:tcMar>
-              <w:top w:type="dxa" w:w="50"/>
-              <w:left w:type="dxa" w:w="90"/>
-              <w:bottom w:type="dxa" w:w="50"/>
-              <w:right w:type="dxa" w:w="90"/>
-            </w:tcMar>
-          </w:tcPr>
-          <w:p>
-            <w:pPr>
-              <w:spacing w:after="20" w:line="250"/>
-              <w:jc w:val="left"/>
-            </w:pPr>
-            <w:r>
-              <w:rPr>
-                <w:sz w:val="18"/>
-                <w:szCs w:val="18"/>
-                <w:highlight w:val="yellow"/>
-              </w:rPr>
-              <w:t xml:space="preserve">[ ]</w:t>
-            </w:r>
-          </w:p>
-        </w:tc>
-        <w:tc>
-          <w:tcPr>
-            <w:tcW w:type="dxa" w:w="1373"/>
-            <w:tcBorders>
-              <w:top w:val="single" w:color="8C8C8C" w:sz="4"/>
-              <w:left w:val="single" w:color="8C8C8C" w:sz="4"/>
-              <w:bottom w:val="single" w:color="8C8C8C" w:sz="4"/>
-              <w:right w:val="single" w:color="8C8C8C" w:sz="4"/>
-            </w:tcBorders>
-            <w:tcMar>
-              <w:top w:type="dxa" w:w="50"/>
-              <w:left w:type="dxa" w:w="90"/>
-              <w:bottom w:type="dxa" w:w="50"/>
-              <w:right w:type="dxa" w:w="90"/>
-            </w:tcMar>
-          </w:tcPr>
-          <w:p>
-            <w:pPr>
-              <w:spacing w:after="20" w:line="250"/>
-              <w:jc w:val="left"/>
-            </w:pPr>
-            <w:r>
-              <w:rPr>
-                <w:sz w:val="18"/>
-                <w:szCs w:val="18"/>
-                <w:highlight w:val="yellow"/>
-              </w:rPr>
-              <w:t xml:space="preserve">[ ]</w:t>
-            </w:r>
-          </w:p>
-        </w:tc>
-        <w:tc>
-          <w:tcPr>
-            <w:tcW w:type="dxa" w:w="1373"/>
-            <w:tcBorders>
-              <w:top w:val="single" w:color="8C8C8C" w:sz="4"/>
-              <w:left w:val="single" w:color="8C8C8C" w:sz="4"/>
-              <w:bottom w:val="single" w:color="8C8C8C" w:sz="4"/>
-              <w:right w:val="single" w:color="8C8C8C" w:sz="4"/>
-            </w:tcBorders>
-            <w:tcMar>
-              <w:top w:type="dxa" w:w="50"/>
-              <w:left w:type="dxa" w:w="90"/>
-              <w:bottom w:type="dxa" w:w="50"/>
-              <w:right w:type="dxa" w:w="90"/>
-            </w:tcMar>
-          </w:tcPr>
-          <w:p>
-            <w:pPr>
-              <w:spacing w:after="20" w:line="250"/>
-              <w:jc w:val="left"/>
-            </w:pPr>
-            <w:r>
-              <w:rPr>
-                <w:sz w:val="18"/>
-                <w:szCs w:val="18"/>
-                <w:highlight w:val="yellow"/>
-              </w:rPr>
-              <w:t xml:space="preserve">[ ]</w:t>
-            </w:r>
-          </w:p>
-        </w:tc>
-        <w:tc>
-          <w:tcPr>
-            <w:tcW w:type="dxa" w:w="1056"/>
-            <w:tcBorders>
-              <w:top w:val="single" w:color="8C8C8C" w:sz="4"/>
-              <w:left w:val="single" w:color="8C8C8C" w:sz="4"/>
-              <w:bottom w:val="single" w:color="8C8C8C" w:sz="4"/>
-              <w:right w:val="single" w:color="8C8C8C" w:sz="4"/>
-            </w:tcBorders>
-            <w:tcMar>
-              <w:top w:type="dxa" w:w="50"/>
-              <w:left w:type="dxa" w:w="90"/>
-              <w:bottom w:type="dxa" w:w="50"/>
-              <w:right w:type="dxa" w:w="90"/>
-            </w:tcMar>
-          </w:tcPr>
-          <w:p>
-            <w:pPr>
-              <w:spacing w:after="20" w:line="250"/>
-              <w:jc w:val="left"/>
-            </w:pPr>
-            <w:r>
-              <w:rPr>
-                <w:sz w:val="18"/>
-                <w:szCs w:val="18"/>
-                <w:highlight w:val="yellow"/>
-              </w:rPr>
-              <w:t xml:space="preserve">[ ]</w:t>
-            </w:r>
-          </w:p>
-        </w:tc>
-        <w:tc>
-          <w:tcPr>
-            <w:tcW w:type="dxa" w:w="955"/>
-            <w:tcBorders>
-              <w:top w:val="single" w:color="8C8C8C" w:sz="4"/>
-              <w:left w:val="single" w:color="8C8C8C" w:sz="4"/>
-              <w:bottom w:val="single" w:color="8C8C8C" w:sz="4"/>
-              <w:right w:val="single" w:color="8C8C8C" w:sz="4"/>
-            </w:tcBorders>
-            <w:tcMar>
-              <w:top w:type="dxa" w:w="50"/>
-              <w:left w:type="dxa" w:w="90"/>
-              <w:bottom w:type="dxa" w:w="50"/>
-              <w:right w:type="dxa" w:w="90"/>
-            </w:tcMar>
-          </w:tcPr>
-          <w:p>
-            <w:pPr>
-              <w:spacing w:after="20" w:line="250"/>
-              <w:jc w:val="left"/>
-            </w:pPr>
-            <w:r>
-              <w:rPr>
-                <w:sz w:val="18"/>
-                <w:szCs w:val="18"/>
-                <w:highlight w:val="yellow"/>
-              </w:rPr>
-              <w:t xml:space="preserve">[ ]</w:t>
+            <w:tcW w:type="dxa" w:w="1149"/>
+            <w:tcBorders>
+              <w:top w:val="single" w:color="8C8C8C" w:sz="4"/>
+              <w:left w:val="single" w:color="8C8C8C" w:sz="4"/>
+              <w:bottom w:val="single" w:color="8C8C8C" w:sz="4"/>
+              <w:right w:val="single" w:color="8C8C8C" w:sz="4"/>
+            </w:tcBorders>
+            <w:tcMar>
+              <w:top w:type="dxa" w:w="50"/>
+              <w:left w:type="dxa" w:w="90"/>
+              <w:bottom w:type="dxa" w:w="50"/>
+              <w:right w:type="dxa" w:w="90"/>
+            </w:tcMar>
+          </w:tcPr>
+          <w:p>
+            <w:pPr>
+              <w:spacing w:after="20" w:line="250"/>
+              <w:jc w:val="left"/>
+            </w:pPr>
+            <w:r>
+              <w:rPr>
+                <w:sz w:val="18"/>
+                <w:szCs w:val="18"/>
+              </w:rPr>
+              <w:t xml:space="preserve">71.4</w:t>
+            </w:r>
+          </w:p>
+        </w:tc>
+        <w:tc>
+          <w:tcPr>
+            <w:tcW w:type="dxa" w:w="1253"/>
+            <w:tcBorders>
+              <w:top w:val="single" w:color="8C8C8C" w:sz="4"/>
+              <w:left w:val="single" w:color="8C8C8C" w:sz="4"/>
+              <w:bottom w:val="single" w:color="8C8C8C" w:sz="4"/>
+              <w:right w:val="single" w:color="8C8C8C" w:sz="4"/>
+            </w:tcBorders>
+            <w:tcMar>
+              <w:top w:type="dxa" w:w="50"/>
+              <w:left w:type="dxa" w:w="90"/>
+              <w:bottom w:type="dxa" w:w="50"/>
+              <w:right w:type="dxa" w:w="90"/>
+            </w:tcMar>
+          </w:tcPr>
+          <w:p>
+            <w:pPr>
+              <w:spacing w:after="20" w:line="250"/>
+              <w:jc w:val="left"/>
+            </w:pPr>
+            <w:r>
+              <w:rPr>
+                <w:sz w:val="18"/>
+                <w:szCs w:val="18"/>
+              </w:rPr>
+              <w:t xml:space="preserve">150 (15.0)</w:t>
+            </w:r>
+          </w:p>
+        </w:tc>
+        <w:tc>
+          <w:tcPr>
+            <w:tcW w:type="dxa" w:w="1671"/>
+            <w:tcBorders>
+              <w:top w:val="single" w:color="8C8C8C" w:sz="4"/>
+              <w:left w:val="single" w:color="8C8C8C" w:sz="4"/>
+              <w:bottom w:val="single" w:color="8C8C8C" w:sz="4"/>
+              <w:right w:val="single" w:color="8C8C8C" w:sz="4"/>
+            </w:tcBorders>
+            <w:tcMar>
+              <w:top w:type="dxa" w:w="50"/>
+              <w:left w:type="dxa" w:w="90"/>
+              <w:bottom w:type="dxa" w:w="50"/>
+              <w:right w:type="dxa" w:w="90"/>
+            </w:tcMar>
+          </w:tcPr>
+          <w:p>
+            <w:pPr>
+              <w:spacing w:after="20" w:line="250"/>
+              <w:jc w:val="left"/>
+            </w:pPr>
+            <w:r>
+              <w:rPr>
+                <w:sz w:val="18"/>
+                <w:szCs w:val="18"/>
+              </w:rPr>
+              <w:t xml:space="preserve">9.9 / 19.2</w:t>
+            </w:r>
+          </w:p>
+        </w:tc>
+        <w:tc>
+          <w:tcPr>
+            <w:tcW w:type="dxa" w:w="1671"/>
+            <w:tcBorders>
+              <w:top w:val="single" w:color="8C8C8C" w:sz="4"/>
+              <w:left w:val="single" w:color="8C8C8C" w:sz="4"/>
+              <w:bottom w:val="single" w:color="8C8C8C" w:sz="4"/>
+              <w:right w:val="single" w:color="8C8C8C" w:sz="4"/>
+            </w:tcBorders>
+            <w:tcMar>
+              <w:top w:type="dxa" w:w="50"/>
+              <w:left w:type="dxa" w:w="90"/>
+              <w:bottom w:type="dxa" w:w="50"/>
+              <w:right w:type="dxa" w:w="90"/>
+            </w:tcMar>
+          </w:tcPr>
+          <w:p>
+            <w:pPr>
+              <w:spacing w:after="20" w:line="250"/>
+              <w:jc w:val="left"/>
+            </w:pPr>
+            <w:r>
+              <w:rPr>
+                <w:sz w:val="18"/>
+                <w:szCs w:val="18"/>
+              </w:rPr>
+              <w:t xml:space="preserve">65.0 / 95.9</w:t>
+            </w:r>
+          </w:p>
+        </w:tc>
+        <w:tc>
+          <w:tcPr>
+            <w:tcW w:type="dxa" w:w="940"/>
+            <w:tcBorders>
+              <w:top w:val="single" w:color="8C8C8C" w:sz="4"/>
+              <w:left w:val="single" w:color="8C8C8C" w:sz="4"/>
+              <w:bottom w:val="single" w:color="8C8C8C" w:sz="4"/>
+              <w:right w:val="single" w:color="8C8C8C" w:sz="4"/>
+            </w:tcBorders>
+            <w:tcMar>
+              <w:top w:type="dxa" w:w="50"/>
+              <w:left w:type="dxa" w:w="90"/>
+              <w:bottom w:type="dxa" w:w="50"/>
+              <w:right w:type="dxa" w:w="90"/>
+            </w:tcMar>
+          </w:tcPr>
+          <w:p>
+            <w:pPr>
+              <w:spacing w:after="20" w:line="250"/>
+              <w:jc w:val="left"/>
+            </w:pPr>
+            <w:r>
+              <w:rPr>
+                <w:sz w:val="18"/>
+                <w:szCs w:val="18"/>
+              </w:rPr>
+              <w:t xml:space="preserve">100.0</w:t>
+            </w:r>
+          </w:p>
+        </w:tc>
+        <w:tc>
+          <w:tcPr>
+            <w:tcW w:type="dxa" w:w="839"/>
+            <w:tcBorders>
+              <w:top w:val="single" w:color="8C8C8C" w:sz="4"/>
+              <w:left w:val="single" w:color="8C8C8C" w:sz="4"/>
+              <w:bottom w:val="single" w:color="8C8C8C" w:sz="4"/>
+              <w:right w:val="single" w:color="8C8C8C" w:sz="4"/>
+            </w:tcBorders>
+            <w:tcMar>
+              <w:top w:type="dxa" w:w="50"/>
+              <w:left w:type="dxa" w:w="90"/>
+              <w:bottom w:type="dxa" w:w="50"/>
+              <w:right w:type="dxa" w:w="90"/>
+            </w:tcMar>
+          </w:tcPr>
+          <w:p>
+            <w:pPr>
+              <w:spacing w:after="20" w:line="250"/>
+              <w:jc w:val="left"/>
+            </w:pPr>
+            <w:r>
+              <w:rPr>
+                <w:sz w:val="18"/>
+                <w:szCs w:val="18"/>
+              </w:rPr>
+              <w:t xml:space="preserve">4.47</w:t>
             </w:r>
           </w:p>
         </w:tc>
@@ -6583,7 +6654,67 @@
           <w:sz w:val="20"/>
           <w:szCs w:val="20"/>
         </w:rPr>
-        <w:t xml:space="preserve">Table 1. Pilot output (to be filled from the actual run; one run per cell, so no statistical conclusions are drawn).</w:t>
+        <w:t xml:space="preserve">Table 1. Emulator pilot, one run per condition. Used to check the pipeline only; no statistical conclusions are drawn.</w:t>
+      </w:r>
+    </w:p>
+    <w:p>
+      <w:pPr>
+        <w:jc w:val="center"/>
+      </w:pPr>
+      <w:r>
+        <w:drawing>
+          <wp:inline distT="0" distB="0" distL="0" distR="0">
+            <wp:extent cx="3143250" cy="2286000"/>
+            <wp:effectExtent t="0" r="0" b="0" l="0"/>
+            <wp:docPr id="2" name="" descr="" title=""/>
+            <wp:cNvGraphicFramePr>
+              <a:graphicFrameLocks xmlns:a="http://schemas.openxmlformats.org/drawingml/2006/main" noChangeAspect="1"/>
+            </wp:cNvGraphicFramePr>
+            <a:graphic xmlns:a="http://schemas.openxmlformats.org/drawingml/2006/main">
+              <a:graphicData uri="http://schemas.openxmlformats.org/drawingml/2006/picture">
+                <pic:pic xmlns:pic="http://schemas.openxmlformats.org/drawingml/2006/picture">
+                  <pic:nvPicPr>
+                    <pic:cNvPr id="0" name="" descr=""/>
+                    <pic:cNvPicPr>
+                      <a:picLocks noChangeAspect="1" noChangeArrowheads="1"/>
+                    </pic:cNvPicPr>
+                  </pic:nvPicPr>
+                  <pic:blipFill>
+                    <a:blip r:embed="rId9" cstate="none"/>
+                    <a:srcRect/>
+                    <a:stretch>
+                      <a:fillRect/>
+                    </a:stretch>
+                  </pic:blipFill>
+                  <pic:spPr bwMode="auto">
+                    <a:xfrm>
+                      <a:off x="0" y="0"/>
+                      <a:ext cx="3143250" cy="2286000"/>
+                    </a:xfrm>
+                    <a:prstGeom prst="rect">
+                      <a:avLst/>
+                    </a:prstGeom>
+                  </pic:spPr>
+                </pic:pic>
+              </a:graphicData>
+            </a:graphic>
+          </wp:inline>
+        </w:drawing>
+      </w:r>
+    </w:p>
+    <w:p>
+      <w:pPr>
+        <w:spacing w:after="160" w:before="60"/>
+        <w:jc w:val="left"/>
+      </w:pPr>
+      <w:r>
+        <w:rPr>
+          <w:i/>
+          <w:iCs/>
+          <w:sz w:val="20"/>
+          <w:szCs w:val="20"/>
+        </w:rPr>
+        <w:t xml:space="preserve">Figure 2. 95th-percentile build time per condition in the emulator pilot (output of analyze.py; dashed line = 16.67 ms budget).</w:t>
       </w:r>
     </w:p>
     <w:p>
@@ -6593,9 +6724,13 @@
       </w:pPr>
       <w:r>
         <w:rPr>
-          <w:highlight w:val="yellow"/>
-        </w:rPr>
-        <w:t xml:space="preserve">[FILL: 2–3 sentences describing what the pilot shows, e.g. whether jank appears at 60/120 Hz, whether achieved Hz stays close to nominal, how large the run time and file sizes are.]</w:t>
+          <w:b/>
+          <w:bCs/>
+        </w:rPr>
+        <w:t xml:space="preserve">What the pilot shows.</w:t>
+      </w:r>
+      <w:r>
+        <w:t xml:space="preserve"> The whole chain works: all 8 runs finished with exit code 0, each produced about 150 frames in the window, and analyze.py turned the raw files into tables and plots without manual steps. Apart from the first run, which included the initial Gradle build (243 s), one run took about 46 s. At the same time, the pilot shows clearly why the emulator cannot answer the RQ. It renders only about 15 frames per second, raster time is 64–67 ms on average and never below 24 ms, so 100 % of frames are janky in every condition, and this is caused by the software GPU, not by the state layer. Build times are in a realistic range (mean 6–12 ms, p95 14–33 ms) and differ between conditions, but with one run per cell these differences are noise, not results. GC activity was almost the same for both architectures (3.1 GC/s at 10 Hz, 4.2–4.5 GC/s at 30–120 Hz, no old-generation collections).</w:t>
       </w:r>
     </w:p>
     <w:p>
@@ -6769,9 +6904,98 @@
       </w:pPr>
       <w:r>
         <w:rPr>
-          <w:highlight w:val="yellow"/>
-        </w:rPr>
-        <w:t xml:space="preserve">[FILL: any error or surprise from your own pilot run, e.g. build time per run, a failed run and its cause.]</w:t>
+          <w:b/>
+          <w:bCs/>
+        </w:rPr>
+        <w:t xml:space="preserve">Emulator rendering makes frame data useless.</w:t>
+      </w:r>
+      <w:r>
+        <w:t xml:space="preserve"> In the pilot every frame was raster-bound (raster time &gt; 16.67 ms in 100 % of frames, build time in only 3–15 %). This confirms the decision to exclude emulators from the main experiment; the emulator is kept only as an automatic smoke test.</w:t>
+      </w:r>
+    </w:p>
+    <w:p>
+      <w:pPr>
+        <w:pStyle w:val="ListParagraph"/>
+        <w:numPr>
+          <w:ilvl w:val="0"/>
+          <w:numId w:val="4"/>
+        </w:numPr>
+        <w:spacing w:after="60" w:line="290"/>
+        <w:jc w:val="left"/>
+      </w:pPr>
+      <w:r>
+        <w:rPr>
+          <w:b/>
+          <w:bCs/>
+        </w:rPr>
+        <w:t xml:space="preserve">The update rate is not reached under load (confirmed).</w:t>
+      </w:r>
+      <w:r>
+        <w:t xml:space="preserve"> Achieved rates were 9.9 (10 Hz), 27–28 (30 Hz), 44–45 (60 Hz) and 71–74 (120 Hz) updates/s. The generator timer shares the UI isolate with frame building, so when frames are slow the timer fires late. On physical phones the gap should be smaller, but the achieved rate will be reported as a covariate, and if needed the generator will be moved to a separate isolate.</w:t>
+      </w:r>
+    </w:p>
+    <w:p>
+      <w:pPr>
+        <w:pStyle w:val="ListParagraph"/>
+        <w:numPr>
+          <w:ilvl w:val="0"/>
+          <w:numId w:val="4"/>
+        </w:numPr>
+        <w:spacing w:after="60" w:line="290"/>
+        <w:jc w:val="left"/>
+      </w:pPr>
+      <w:r>
+        <w:rPr>
+          <w:b/>
+          <w:bCs/>
+        </w:rPr>
+        <w:t xml:space="preserve">A bug in our own analysis script.</w:t>
+      </w:r>
+      <w:r>
+        <w:t xml:space="preserve"> The pilot flagged all runs as “not 60 Hz”, although the display reported 60.0000038 Hz: the script compared floating-point numbers exactly. It now uses a ±0.5 Hz tolerance.</w:t>
+      </w:r>
+    </w:p>
+    <w:p>
+      <w:pPr>
+        <w:pStyle w:val="ListParagraph"/>
+        <w:numPr>
+          <w:ilvl w:val="0"/>
+          <w:numId w:val="4"/>
+        </w:numPr>
+        <w:spacing w:after="60" w:line="290"/>
+        <w:jc w:val="left"/>
+      </w:pPr>
+      <w:r>
+        <w:rPr>
+          <w:b/>
+          <w:bCs/>
+        </w:rPr>
+        <w:t xml:space="preserve">Test hang in CI.</w:t>
+      </w:r>
+      <w:r>
+        <w:t xml:space="preserve"> The first CI run hung in </w:t>
+      </w:r>
+      <w:r>
+        <w:rPr>
+          <w:rFonts w:ascii="Consolas" w:cs="Consolas" w:eastAsia="Consolas" w:hAnsi="Consolas"/>
+          <w:sz w:val="21"/>
+          <w:szCs w:val="21"/>
+        </w:rPr>
+        <w:t xml:space="preserve">flutter test</w:t>
+      </w:r>
+      <w:r>
+        <w:t xml:space="preserve"> because the BLoC was closed inside the fake-async test zone, where its stream never completes. Disposal now runs in </w:t>
+      </w:r>
+      <w:r>
+        <w:rPr>
+          <w:rFonts w:ascii="Consolas" w:cs="Consolas" w:eastAsia="Consolas" w:hAnsi="Consolas"/>
+          <w:sz w:val="21"/>
+          <w:szCs w:val="21"/>
+        </w:rPr>
+        <w:t xml:space="preserve">tester.runAsync</w:t>
+      </w:r>
+      <w:r>
+        <w:t xml:space="preserve">, and the CI has time limits.</w:t>
       </w:r>
     </w:p>
     <w:p>
@@ -6790,25 +7014,17 @@
         <w:jc w:val="both"/>
       </w:pPr>
       <w:r>
-        <w:t xml:space="preserve">Flutter </w:t>
-      </w:r>
-      <w:r>
-        <w:rPr>
-          <w:highlight w:val="yellow"/>
-        </w:rPr>
-        <w:t xml:space="preserve">[FILL]</w:t>
-      </w:r>
-      <w:r>
-        <w:t xml:space="preserve">, Dart </w:t>
-      </w:r>
-      <w:r>
-        <w:rPr>
-          <w:highlight w:val="yellow"/>
-        </w:rPr>
-        <w:t xml:space="preserve">[FILL]</w:t>
-      </w:r>
-      <w:r>
-        <w:t xml:space="preserve">, flutter_bloc 9.1.1, flutter_riverpod 2.6.1; Python 3.13, numpy 2.5, scipy 1.18, pandas 3.0, matplotlib 3.11 (versions used for the pipeline tests); generator seed 42, order seed 2026; commands are listed in the repository README. Next steps: run the pilot on the mid-range phone, fix the final number of repetitions from the pilot variance, then start the main runs.</w:t>
+        <w:t xml:space="preserve">Flutter 3.47.8 (stable, framework revision 737ba8f885), Dart 3.13.7; flutter_bloc 9.1.1 (bloc 9.2.1), flutter_riverpod 2.6.1 (riverpod 2.6.1); Python 3.12 in CI with numpy, scipy, pandas, matplotlib; generator seed 42, order seed 2026; emulator API 34 x86_64. All commands are in the README and the CI workflow. </w:t>
+      </w:r>
+      <w:r>
+        <w:rPr>
+          <w:b/>
+          <w:bCs/>
+        </w:rPr>
+        <w:t xml:space="preserve">Next steps:</w:t>
+      </w:r>
+      <w:r>
+        <w:t xml:space="preserve"> borrow the two Android phones, repeat the pilot on them to see the real variance, fix the number of repetitions (20–30), and then run the main experiment; consider moving the generator to a separate isolate if the achieved rate is still too low.</w:t>
       </w:r>
     </w:p>
     <w:p>
@@ -7045,6 +7261,9 @@
         </w:tc>
       </w:tr>
       <w:tr>
+        <w:trPr>
+          <w:cantSplit/>
+        </w:trPr>
         <w:tc>
           <w:tcPr>
             <w:tcW w:type="dxa" w:w="1423"/>
@@ -7227,6 +7446,9 @@
         </w:tc>
       </w:tr>
       <w:tr>
+        <w:trPr>
+          <w:cantSplit/>
+        </w:trPr>
         <w:tc>
           <w:tcPr>
             <w:tcW w:type="dxa" w:w="1423"/>
@@ -7409,6 +7631,9 @@
         </w:tc>
       </w:tr>
       <w:tr>
+        <w:trPr>
+          <w:cantSplit/>
+        </w:trPr>
         <w:tc>
           <w:tcPr>
             <w:tcW w:type="dxa" w:w="1423"/>
@@ -7591,6 +7816,9 @@
         </w:tc>
       </w:tr>
       <w:tr>
+        <w:trPr>
+          <w:cantSplit/>
+        </w:trPr>
         <w:tc>
           <w:tcPr>
             <w:tcW w:type="dxa" w:w="1423"/>
@@ -10231,6 +10459,21 @@
     <w:p>
       <w:pPr>
         <w:shd w:fill="F3F4F6" w:color="auto" w:val="clear"/>
+        <w:spacing w:after="0" w:before="0" w:line="220"/>
+        <w:jc w:val="left"/>
+      </w:pPr>
+      <w:r>
+        <w:rPr>
+          <w:rFonts w:ascii="Consolas" w:cs="Consolas" w:eastAsia="Consolas" w:hAnsi="Consolas"/>
+          <w:sz w:val="16"/>
+          <w:szCs w:val="16"/>
+        </w:rPr>
+        <w:t xml:space="preserve">    // Close streams outside the fake-async zone, otherwise the test hangs.</w:t>
+      </w:r>
+    </w:p>
+    <w:p>
+      <w:pPr>
+        <w:shd w:fill="F3F4F6" w:color="auto" w:val="clear"/>
         <w:spacing w:after="160" w:line="220"/>
         <w:jc w:val="left"/>
       </w:pPr>
@@ -10240,7 +10483,7 @@
           <w:sz w:val="16"/>
           <w:szCs w:val="16"/>
         </w:rPr>
-        <w:t xml:space="preserve">    await controller.dispose();</w:t>
+        <w:t xml:space="preserve">    await tester.runAsync(controller.dispose);</w:t>
       </w:r>
     </w:p>
     <w:p>
@@ -10375,6 +10618,9 @@
         </w:tc>
       </w:tr>
       <w:tr>
+        <w:trPr>
+          <w:cantSplit/>
+        </w:trPr>
         <w:tc>
           <w:tcPr>
             <w:tcW w:type="dxa" w:w="2999"/>
@@ -10467,6 +10713,9 @@
         </w:tc>
       </w:tr>
       <w:tr>
+        <w:trPr>
+          <w:cantSplit/>
+        </w:trPr>
         <w:tc>
           <w:tcPr>
             <w:tcW w:type="dxa" w:w="2999"/>
@@ -10559,6 +10808,9 @@
         </w:tc>
       </w:tr>
       <w:tr>
+        <w:trPr>
+          <w:cantSplit/>
+        </w:trPr>
         <w:tc>
           <w:tcPr>
             <w:tcW w:type="dxa" w:w="2999"/>
@@ -10651,6 +10903,9 @@
         </w:tc>
       </w:tr>
       <w:tr>
+        <w:trPr>
+          <w:cantSplit/>
+        </w:trPr>
         <w:tc>
           <w:tcPr>
             <w:tcW w:type="dxa" w:w="2999"/>
@@ -10743,6 +10998,9 @@
         </w:tc>
       </w:tr>
       <w:tr>
+        <w:trPr>
+          <w:cantSplit/>
+        </w:trPr>
         <w:tc>
           <w:tcPr>
             <w:tcW w:type="dxa" w:w="2999"/>
@@ -10835,6 +11093,9 @@
         </w:tc>
       </w:tr>
       <w:tr>
+        <w:trPr>
+          <w:cantSplit/>
+        </w:trPr>
         <w:tc>
           <w:tcPr>
             <w:tcW w:type="dxa" w:w="2999"/>
@@ -10927,6 +11188,9 @@
         </w:tc>
       </w:tr>
       <w:tr>
+        <w:trPr>
+          <w:cantSplit/>
+        </w:trPr>
         <w:tc>
           <w:tcPr>
             <w:tcW w:type="dxa" w:w="2999"/>
@@ -11019,6 +11283,9 @@
         </w:tc>
       </w:tr>
       <w:tr>
+        <w:trPr>
+          <w:cantSplit/>
+        </w:trPr>
         <w:tc>
           <w:tcPr>
             <w:tcW w:type="dxa" w:w="2999"/>
@@ -11111,6 +11378,9 @@
         </w:tc>
       </w:tr>
       <w:tr>
+        <w:trPr>
+          <w:cantSplit/>
+        </w:trPr>
         <w:tc>
           <w:tcPr>
             <w:tcW w:type="dxa" w:w="2999"/>
@@ -11203,6 +11473,9 @@
         </w:tc>
       </w:tr>
       <w:tr>
+        <w:trPr>
+          <w:cantSplit/>
+        </w:trPr>
         <w:tc>
           <w:tcPr>
             <w:tcW w:type="dxa" w:w="2999"/>
@@ -11425,9 +11698,528 @@
       </w:pPr>
       <w:r>
         <w:rPr>
-          <w:highlight w:val="yellow"/>
-        </w:rPr>
-        <w:t xml:space="preserve">[FILL: screenshot of the terminal with run_matrix.py --pilot, screenshot of results/pilot/analysis/runs.csv, and the plot jank_pct.png produced by analyze.py.]</w:t>
+          <w:b/>
+          <w:bCs/>
+        </w:rPr>
+        <w:t xml:space="preserve">F.1 run_log.csv</w:t>
+      </w:r>
+      <w:r>
+        <w:t xml:space="preserve"> (written by run_matrix.py; battery values are those reported by the emulator)</w:t>
+      </w:r>
+    </w:p>
+    <w:p>
+      <w:pPr>
+        <w:shd w:fill="F3F4F6" w:color="auto" w:val="clear"/>
+        <w:spacing w:after="0" w:before="60" w:line="220"/>
+        <w:jc w:val="left"/>
+      </w:pPr>
+      <w:r>
+        <w:rPr>
+          <w:rFonts w:ascii="Consolas" w:cs="Consolas" w:eastAsia="Consolas" w:hAnsi="Consolas"/>
+          <w:sz w:val="16"/>
+          <w:szCs w:val="16"/>
+        </w:rPr>
+        <w:t xml:space="preserve">run_id,lib,hz,rep,started,seconds,exit_code,battery_level,battery_temp_c,note
+</w:t>
+      </w:r>
+    </w:p>
+    <w:p>
+      <w:pPr>
+        <w:shd w:fill="F3F4F6" w:color="auto" w:val="clear"/>
+        <w:spacing w:after="0" w:before="0" w:line="220"/>
+        <w:jc w:val="left"/>
+      </w:pPr>
+      <w:r>
+        <w:rPr>
+          <w:rFonts w:ascii="Consolas" w:cs="Consolas" w:eastAsia="Consolas" w:hAnsi="Consolas"/>
+          <w:sz w:val="16"/>
+          <w:szCs w:val="16"/>
+        </w:rPr>
+        <w:t xml:space="preserve">emulator_riverpod_60_01,riverpod,60,1,2026-10-24T16:05:17,242.8,0,100,25.0,
+</w:t>
+      </w:r>
+    </w:p>
+    <w:p>
+      <w:pPr>
+        <w:shd w:fill="F3F4F6" w:color="auto" w:val="clear"/>
+        <w:spacing w:after="0" w:before="0" w:line="220"/>
+        <w:jc w:val="left"/>
+      </w:pPr>
+      <w:r>
+        <w:rPr>
+          <w:rFonts w:ascii="Consolas" w:cs="Consolas" w:eastAsia="Consolas" w:hAnsi="Consolas"/>
+          <w:sz w:val="16"/>
+          <w:szCs w:val="16"/>
+        </w:rPr>
+        <w:t xml:space="preserve">emulator_riverpod_120_01,riverpod,120,1,2026-10-24T16:09:35,46.6,0,100,25.0,
+</w:t>
+      </w:r>
+    </w:p>
+    <w:p>
+      <w:pPr>
+        <w:shd w:fill="F3F4F6" w:color="auto" w:val="clear"/>
+        <w:spacing w:after="0" w:before="0" w:line="220"/>
+        <w:jc w:val="left"/>
+      </w:pPr>
+      <w:r>
+        <w:rPr>
+          <w:rFonts w:ascii="Consolas" w:cs="Consolas" w:eastAsia="Consolas" w:hAnsi="Consolas"/>
+          <w:sz w:val="16"/>
+          <w:szCs w:val="16"/>
+        </w:rPr>
+        <w:t xml:space="preserve">emulator_bloc_120_01,bloc,120,1,2026-10-24T16:10:36,47.2,0,100,25.0,
+</w:t>
+      </w:r>
+    </w:p>
+    <w:p>
+      <w:pPr>
+        <w:shd w:fill="F3F4F6" w:color="auto" w:val="clear"/>
+        <w:spacing w:after="0" w:before="0" w:line="220"/>
+        <w:jc w:val="left"/>
+      </w:pPr>
+      <w:r>
+        <w:rPr>
+          <w:rFonts w:ascii="Consolas" w:cs="Consolas" w:eastAsia="Consolas" w:hAnsi="Consolas"/>
+          <w:sz w:val="16"/>
+          <w:szCs w:val="16"/>
+        </w:rPr>
+        <w:t xml:space="preserve">emulator_bloc_10_01,bloc,10,1,2026-10-24T16:11:39,46.0,0,100,25.0,
+</w:t>
+      </w:r>
+    </w:p>
+    <w:p>
+      <w:pPr>
+        <w:shd w:fill="F3F4F6" w:color="auto" w:val="clear"/>
+        <w:spacing w:after="0" w:before="0" w:line="220"/>
+        <w:jc w:val="left"/>
+      </w:pPr>
+      <w:r>
+        <w:rPr>
+          <w:rFonts w:ascii="Consolas" w:cs="Consolas" w:eastAsia="Consolas" w:hAnsi="Consolas"/>
+          <w:sz w:val="16"/>
+          <w:szCs w:val="16"/>
+        </w:rPr>
+        <w:t xml:space="preserve">emulator_riverpod_30_01,riverpod,30,1,2026-10-24T16:12:40,45.6,0,100,25.0,
+</w:t>
+      </w:r>
+    </w:p>
+    <w:p>
+      <w:pPr>
+        <w:shd w:fill="F3F4F6" w:color="auto" w:val="clear"/>
+        <w:spacing w:after="0" w:before="0" w:line="220"/>
+        <w:jc w:val="left"/>
+      </w:pPr>
+      <w:r>
+        <w:rPr>
+          <w:rFonts w:ascii="Consolas" w:cs="Consolas" w:eastAsia="Consolas" w:hAnsi="Consolas"/>
+          <w:sz w:val="16"/>
+          <w:szCs w:val="16"/>
+        </w:rPr>
+        <w:t xml:space="preserve">emulator_riverpod_10_01,riverpod,10,1,2026-10-24T16:13:40,45.1,0,100,25.0,
+</w:t>
+      </w:r>
+    </w:p>
+    <w:p>
+      <w:pPr>
+        <w:shd w:fill="F3F4F6" w:color="auto" w:val="clear"/>
+        <w:spacing w:after="0" w:before="0" w:line="220"/>
+        <w:jc w:val="left"/>
+      </w:pPr>
+      <w:r>
+        <w:rPr>
+          <w:rFonts w:ascii="Consolas" w:cs="Consolas" w:eastAsia="Consolas" w:hAnsi="Consolas"/>
+          <w:sz w:val="16"/>
+          <w:szCs w:val="16"/>
+        </w:rPr>
+        <w:t xml:space="preserve">emulator_bloc_60_01,bloc,60,1,2026-10-24T16:14:40,45.5,0,100,25.0,
+</w:t>
+      </w:r>
+    </w:p>
+    <w:p>
+      <w:pPr>
+        <w:shd w:fill="F3F4F6" w:color="auto" w:val="clear"/>
+        <w:spacing w:after="160" w:line="220"/>
+        <w:jc w:val="left"/>
+      </w:pPr>
+      <w:r>
+        <w:rPr>
+          <w:rFonts w:ascii="Consolas" w:cs="Consolas" w:eastAsia="Consolas" w:hAnsi="Consolas"/>
+          <w:sz w:val="16"/>
+          <w:szCs w:val="16"/>
+        </w:rPr>
+        <w:t xml:space="preserve">emulator_bloc_30_01,bloc,30,1,2026-10-24T16:15:41,46.3,0,100,25.0,</w:t>
+      </w:r>
+    </w:p>
+    <w:p>
+      <w:pPr>
+        <w:spacing w:after="120" w:line="300"/>
+        <w:jc w:val="both"/>
+      </w:pPr>
+      <w:r>
+        <w:rPr>
+          <w:b/>
+          <w:bCs/>
+        </w:rPr>
+        <w:t xml:space="preserve">F.2 analyze.py console output</w:t>
+      </w:r>
+    </w:p>
+    <w:p>
+      <w:pPr>
+        <w:shd w:fill="F3F4F6" w:color="auto" w:val="clear"/>
+        <w:spacing w:after="0" w:before="60" w:line="220"/>
+        <w:jc w:val="left"/>
+      </w:pPr>
+      <w:r>
+        <w:rPr>
+          <w:rFonts w:ascii="Consolas" w:cs="Consolas" w:eastAsia="Consolas" w:hAnsi="Consolas"/>
+          <w:sz w:val="16"/>
+          <w:szCs w:val="16"/>
+        </w:rPr>
+        <w:t xml:space="preserve">8 runs loaded; results in results/pilot/analysis</w:t>
+      </w:r>
+    </w:p>
+    <w:p>
+      <w:pPr>
+        <w:shd w:fill="F3F4F6" w:color="auto" w:val="clear"/>
+        <w:spacing w:after="160" w:line="220"/>
+        <w:jc w:val="left"/>
+      </w:pPr>
+      <w:r>
+        <w:rPr>
+          <w:rFonts w:ascii="Consolas" w:cs="Consolas" w:eastAsia="Consolas" w:hAnsi="Consolas"/>
+          <w:sz w:val="16"/>
+          <w:szCs w:val="16"/>
+        </w:rPr>
+        <w:t xml:space="preserve">WARNING: achieved update rate &lt; 95% of nominal in runs: emulator_bloc_120_01, emulator_bloc_30_01, emulator_bloc_60_01, emulator_riverpod_120_01, emulator_riverpod_30_01, emulator_riverpod_60_01</w:t>
+      </w:r>
+    </w:p>
+    <w:p>
+      <w:pPr>
+        <w:spacing w:after="120" w:line="300"/>
+        <w:jc w:val="both"/>
+      </w:pPr>
+      <w:r>
+        <w:rPr>
+          <w:b/>
+          <w:bCs/>
+        </w:rPr>
+        <w:t xml:space="preserve">F.3 Jank and raster plots produced by analyze.py</w:t>
+      </w:r>
+    </w:p>
+    <w:p>
+      <w:pPr>
+        <w:jc w:val="center"/>
+      </w:pPr>
+      <w:r>
+        <w:drawing>
+          <wp:inline distT="0" distB="0" distL="0" distR="0">
+            <wp:extent cx="3143250" cy="2286000"/>
+            <wp:effectExtent t="0" r="0" b="0" l="0"/>
+            <wp:docPr id="3" name="" descr="" title=""/>
+            <wp:cNvGraphicFramePr>
+              <a:graphicFrameLocks xmlns:a="http://schemas.openxmlformats.org/drawingml/2006/main" noChangeAspect="1"/>
+            </wp:cNvGraphicFramePr>
+            <a:graphic xmlns:a="http://schemas.openxmlformats.org/drawingml/2006/main">
+              <a:graphicData uri="http://schemas.openxmlformats.org/drawingml/2006/picture">
+                <pic:pic xmlns:pic="http://schemas.openxmlformats.org/drawingml/2006/picture">
+                  <pic:nvPicPr>
+                    <pic:cNvPr id="0" name="" descr=""/>
+                    <pic:cNvPicPr>
+                      <a:picLocks noChangeAspect="1" noChangeArrowheads="1"/>
+                    </pic:cNvPicPr>
+                  </pic:nvPicPr>
+                  <pic:blipFill>
+                    <a:blip r:embed="rId10" cstate="none"/>
+                    <a:srcRect/>
+                    <a:stretch>
+                      <a:fillRect/>
+                    </a:stretch>
+                  </pic:blipFill>
+                  <pic:spPr bwMode="auto">
+                    <a:xfrm>
+                      <a:off x="0" y="0"/>
+                      <a:ext cx="3143250" cy="2286000"/>
+                    </a:xfrm>
+                    <a:prstGeom prst="rect">
+                      <a:avLst/>
+                    </a:prstGeom>
+                  </pic:spPr>
+                </pic:pic>
+              </a:graphicData>
+            </a:graphic>
+          </wp:inline>
+        </w:drawing>
+      </w:r>
+    </w:p>
+    <w:p>
+      <w:pPr>
+        <w:jc w:val="center"/>
+      </w:pPr>
+      <w:r>
+        <w:drawing>
+          <wp:inline distT="0" distB="0" distL="0" distR="0">
+            <wp:extent cx="3143250" cy="2286000"/>
+            <wp:effectExtent t="0" r="0" b="0" l="0"/>
+            <wp:docPr id="4" name="" descr="" title=""/>
+            <wp:cNvGraphicFramePr>
+              <a:graphicFrameLocks xmlns:a="http://schemas.openxmlformats.org/drawingml/2006/main" noChangeAspect="1"/>
+            </wp:cNvGraphicFramePr>
+            <a:graphic xmlns:a="http://schemas.openxmlformats.org/drawingml/2006/main">
+              <a:graphicData uri="http://schemas.openxmlformats.org/drawingml/2006/picture">
+                <pic:pic xmlns:pic="http://schemas.openxmlformats.org/drawingml/2006/picture">
+                  <pic:nvPicPr>
+                    <pic:cNvPr id="0" name="" descr=""/>
+                    <pic:cNvPicPr>
+                      <a:picLocks noChangeAspect="1" noChangeArrowheads="1"/>
+                    </pic:cNvPicPr>
+                  </pic:nvPicPr>
+                  <pic:blipFill>
+                    <a:blip r:embed="rId11" cstate="none"/>
+                    <a:srcRect/>
+                    <a:stretch>
+                      <a:fillRect/>
+                    </a:stretch>
+                  </pic:blipFill>
+                  <pic:spPr bwMode="auto">
+                    <a:xfrm>
+                      <a:off x="0" y="0"/>
+                      <a:ext cx="3143250" cy="2286000"/>
+                    </a:xfrm>
+                    <a:prstGeom prst="rect">
+                      <a:avLst/>
+                    </a:prstGeom>
+                  </pic:spPr>
+                </pic:pic>
+              </a:graphicData>
+            </a:graphic>
+          </wp:inline>
+        </w:drawing>
+      </w:r>
+    </w:p>
+    <w:p>
+      <w:pPr>
+        <w:spacing w:after="160" w:before="60"/>
+        <w:jc w:val="left"/>
+      </w:pPr>
+      <w:r>
+        <w:rPr>
+          <w:i/>
+          <w:iCs/>
+          <w:sz w:val="20"/>
+          <w:szCs w:val="20"/>
+        </w:rPr>
+        <w:t xml:space="preserve">Figure 3. Raster p95 and jank % in the emulator pilot: the software GPU keeps raster time far above the budget, so jank is 100 % everywhere.</w:t>
+      </w:r>
+    </w:p>
+    <w:p>
+      <w:pPr>
+        <w:spacing w:after="120" w:line="300"/>
+        <w:jc w:val="both"/>
+      </w:pPr>
+      <w:r>
+        <w:rPr>
+          <w:b/>
+          <w:bCs/>
+        </w:rPr>
+        <w:t xml:space="preserve">F.4 Environment record</w:t>
+      </w:r>
+      <w:r>
+        <w:t xml:space="preserve"> (results/pilot/emulator/environment.json, excerpt)</w:t>
+      </w:r>
+    </w:p>
+    <w:p>
+      <w:pPr>
+        <w:shd w:fill="F3F4F6" w:color="auto" w:val="clear"/>
+        <w:spacing w:after="0" w:before="60" w:line="220"/>
+        <w:jc w:val="left"/>
+      </w:pPr>
+      <w:r>
+        <w:rPr>
+          <w:rFonts w:ascii="Consolas" w:cs="Consolas" w:eastAsia="Consolas" w:hAnsi="Consolas"/>
+          <w:sz w:val="16"/>
+          <w:szCs w:val="16"/>
+        </w:rPr>
+        <w:t xml:space="preserve">{</w:t>
+      </w:r>
+    </w:p>
+    <w:p>
+      <w:pPr>
+        <w:shd w:fill="F3F4F6" w:color="auto" w:val="clear"/>
+        <w:spacing w:after="0" w:before="0" w:line="220"/>
+        <w:jc w:val="left"/>
+      </w:pPr>
+      <w:r>
+        <w:rPr>
+          <w:rFonts w:ascii="Consolas" w:cs="Consolas" w:eastAsia="Consolas" w:hAnsi="Consolas"/>
+          <w:sz w:val="16"/>
+          <w:szCs w:val="16"/>
+        </w:rPr>
+        <w:t xml:space="preserve">  "recorded_at": "2026-10-24T16:05:17",</w:t>
+      </w:r>
+    </w:p>
+    <w:p>
+      <w:pPr>
+        <w:shd w:fill="F3F4F6" w:color="auto" w:val="clear"/>
+        <w:spacing w:after="0" w:before="0" w:line="220"/>
+        <w:jc w:val="left"/>
+      </w:pPr>
+      <w:r>
+        <w:rPr>
+          <w:rFonts w:ascii="Consolas" w:cs="Consolas" w:eastAsia="Consolas" w:hAnsi="Consolas"/>
+          <w:sz w:val="16"/>
+          <w:szCs w:val="16"/>
+        </w:rPr>
+        <w:t xml:space="preserve">  "device_class": "emulator",</w:t>
+      </w:r>
+    </w:p>
+    <w:p>
+      <w:pPr>
+        <w:shd w:fill="F3F4F6" w:color="auto" w:val="clear"/>
+        <w:spacing w:after="0" w:before="0" w:line="220"/>
+        <w:jc w:val="left"/>
+      </w:pPr>
+      <w:r>
+        <w:rPr>
+          <w:rFonts w:ascii="Consolas" w:cs="Consolas" w:eastAsia="Consolas" w:hAnsi="Consolas"/>
+          <w:sz w:val="16"/>
+          <w:szCs w:val="16"/>
+        </w:rPr>
+        <w:t xml:space="preserve">  "model": "sdk_gphone64_x86_64",</w:t>
+      </w:r>
+    </w:p>
+    <w:p>
+      <w:pPr>
+        <w:shd w:fill="F3F4F6" w:color="auto" w:val="clear"/>
+        <w:spacing w:after="0" w:before="0" w:line="220"/>
+        <w:jc w:val="left"/>
+      </w:pPr>
+      <w:r>
+        <w:rPr>
+          <w:rFonts w:ascii="Consolas" w:cs="Consolas" w:eastAsia="Consolas" w:hAnsi="Consolas"/>
+          <w:sz w:val="16"/>
+          <w:szCs w:val="16"/>
+        </w:rPr>
+        <w:t xml:space="preserve">  "android_release": "14",</w:t>
+      </w:r>
+    </w:p>
+    <w:p>
+      <w:pPr>
+        <w:shd w:fill="F3F4F6" w:color="auto" w:val="clear"/>
+        <w:spacing w:after="0" w:before="0" w:line="220"/>
+        <w:jc w:val="left"/>
+      </w:pPr>
+      <w:r>
+        <w:rPr>
+          <w:rFonts w:ascii="Consolas" w:cs="Consolas" w:eastAsia="Consolas" w:hAnsi="Consolas"/>
+          <w:sz w:val="16"/>
+          <w:szCs w:val="16"/>
+        </w:rPr>
+        <w:t xml:space="preserve">  "sdk_int": "34",</w:t>
+      </w:r>
+    </w:p>
+    <w:p>
+      <w:pPr>
+        <w:shd w:fill="F3F4F6" w:color="auto" w:val="clear"/>
+        <w:spacing w:after="0" w:before="0" w:line="220"/>
+        <w:jc w:val="left"/>
+      </w:pPr>
+      <w:r>
+        <w:rPr>
+          <w:rFonts w:ascii="Consolas" w:cs="Consolas" w:eastAsia="Consolas" w:hAnsi="Consolas"/>
+          <w:sz w:val="16"/>
+          <w:szCs w:val="16"/>
+        </w:rPr>
+        <w:t xml:space="preserve">  "flutter": {</w:t>
+      </w:r>
+    </w:p>
+    <w:p>
+      <w:pPr>
+        <w:shd w:fill="F3F4F6" w:color="auto" w:val="clear"/>
+        <w:spacing w:after="0" w:before="0" w:line="220"/>
+        <w:jc w:val="left"/>
+      </w:pPr>
+      <w:r>
+        <w:rPr>
+          <w:rFonts w:ascii="Consolas" w:cs="Consolas" w:eastAsia="Consolas" w:hAnsi="Consolas"/>
+          <w:sz w:val="16"/>
+          <w:szCs w:val="16"/>
+        </w:rPr>
+        <w:t xml:space="preserve">    "frameworkVersion": "3.47.8",</w:t>
+      </w:r>
+    </w:p>
+    <w:p>
+      <w:pPr>
+        <w:shd w:fill="F3F4F6" w:color="auto" w:val="clear"/>
+        <w:spacing w:after="0" w:before="0" w:line="220"/>
+        <w:jc w:val="left"/>
+      </w:pPr>
+      <w:r>
+        <w:rPr>
+          <w:rFonts w:ascii="Consolas" w:cs="Consolas" w:eastAsia="Consolas" w:hAnsi="Consolas"/>
+          <w:sz w:val="16"/>
+          <w:szCs w:val="16"/>
+        </w:rPr>
+        <w:t xml:space="preserve">    "channel": "stable",</w:t>
+      </w:r>
+    </w:p>
+    <w:p>
+      <w:pPr>
+        <w:shd w:fill="F3F4F6" w:color="auto" w:val="clear"/>
+        <w:spacing w:after="0" w:before="0" w:line="220"/>
+        <w:jc w:val="left"/>
+      </w:pPr>
+      <w:r>
+        <w:rPr>
+          <w:rFonts w:ascii="Consolas" w:cs="Consolas" w:eastAsia="Consolas" w:hAnsi="Consolas"/>
+          <w:sz w:val="16"/>
+          <w:szCs w:val="16"/>
+        </w:rPr>
+        <w:t xml:space="preserve">    "frameworkRevision": "737ba8f885dc774b53b442759999a312c9461e4e",</w:t>
+      </w:r>
+    </w:p>
+    <w:p>
+      <w:pPr>
+        <w:shd w:fill="F3F4F6" w:color="auto" w:val="clear"/>
+        <w:spacing w:after="0" w:before="0" w:line="220"/>
+        <w:jc w:val="left"/>
+      </w:pPr>
+      <w:r>
+        <w:rPr>
+          <w:rFonts w:ascii="Consolas" w:cs="Consolas" w:eastAsia="Consolas" w:hAnsi="Consolas"/>
+          <w:sz w:val="16"/>
+          <w:szCs w:val="16"/>
+        </w:rPr>
+        <w:t xml:space="preserve">    "dartSdkVersion": "3.13.7"</w:t>
+      </w:r>
+    </w:p>
+    <w:p>
+      <w:pPr>
+        <w:shd w:fill="F3F4F6" w:color="auto" w:val="clear"/>
+        <w:spacing w:after="0" w:before="0" w:line="220"/>
+        <w:jc w:val="left"/>
+      </w:pPr>
+      <w:r>
+        <w:rPr>
+          <w:rFonts w:ascii="Consolas" w:cs="Consolas" w:eastAsia="Consolas" w:hAnsi="Consolas"/>
+          <w:sz w:val="16"/>
+          <w:szCs w:val="16"/>
+        </w:rPr>
+        <w:t xml:space="preserve">  }</w:t>
+      </w:r>
+    </w:p>
+    <w:p>
+      <w:pPr>
+        <w:shd w:fill="F3F4F6" w:color="auto" w:val="clear"/>
+        <w:spacing w:after="160" w:line="220"/>
+        <w:jc w:val="left"/>
+      </w:pPr>
+      <w:r>
+        <w:rPr>
+          <w:rFonts w:ascii="Consolas" w:cs="Consolas" w:eastAsia="Consolas" w:hAnsi="Consolas"/>
+          <w:sz w:val="16"/>
+          <w:szCs w:val="16"/>
+        </w:rPr>
+        <w:t xml:space="preserve">}</w:t>
       </w:r>
     </w:p>
     <w:sectPr>
